--- a/lessons/2-3/downloads/reveal/2.6-session-1-practice-form-a.docx
+++ b/lessons/2-3/downloads/reveal/2.6-session-1-practice-form-a.docx
@@ -81,7 +81,7 @@
           <w:sz w:val="19"/>
           <w:szCs w:val="19"/>
         </w:rPr>
-        <w:t xml:space="preserve">Lesson 2-6  ·  Session 1  ·  Practice  ·  Form A</w:t>
+        <w:t xml:space="preserve">Lesson 2-3  ·  Session 1  ·  Practice  ·  Form A</w:t>
       </w:r>
     </w:p>
     <w:p>
@@ -4650,7 +4650,7 @@
               <w:sz w:val="15"/>
               <w:szCs w:val="15"/>
             </w:rPr>
-            <w:t xml:space="preserve">Lesson 2-6  ·  Session 1  ·  Practice Form A</w:t>
+            <w:t xml:space="preserve">Lesson 2-3  ·  Session 1  ·  Practice Form A</w:t>
           </w:r>
         </w:p>
       </w:tc>

--- a/lessons/2-3/downloads/reveal/2.6-session-1-practice-form-a.docx
+++ b/lessons/2-3/downloads/reveal/2.6-session-1-practice-form-a.docx
@@ -15,7 +15,7 @@
         <w:rPr>
           <w:rFonts w:ascii="Avenir Next" w:hAnsi="Avenir Next" w:cs="Avenir Next" w:eastAsia="Avenir Next"/>
           <w:color w:val="1A1A1A"/>
-          <w:sz w:val="20"/>
+          <w:sz w:val="22"/>
           <w:szCs w:val="20"/>
         </w:rPr>
         <w:t xml:space="preserve">Name</w:t>
@@ -33,7 +33,7 @@
         <w:rPr>
           <w:rFonts w:ascii="Avenir Next" w:hAnsi="Avenir Next" w:cs="Avenir Next" w:eastAsia="Avenir Next"/>
           <w:color w:val="1A1A1A"/>
-          <w:sz w:val="20"/>
+          <w:sz w:val="22"/>
           <w:szCs w:val="20"/>
         </w:rPr>
         <w:t xml:space="preserve">   Date</w:t>
@@ -51,7 +51,7 @@
         <w:rPr>
           <w:rFonts w:ascii="Avenir Next" w:hAnsi="Avenir Next" w:cs="Avenir Next" w:eastAsia="Avenir Next"/>
           <w:color w:val="1A1A1A"/>
-          <w:sz w:val="20"/>
+          <w:sz w:val="22"/>
           <w:szCs w:val="20"/>
         </w:rPr>
         <w:t xml:space="preserve">   Period</w:t>
@@ -78,14 +78,15 @@
           <w:caps/>
           <w:color w:val="003A70"/>
           <w:spacing w:val="12"/>
-          <w:sz w:val="19"/>
+          <w:sz w:val="22"/>
           <w:szCs w:val="19"/>
         </w:rPr>
-        <w:t xml:space="preserve">Lesson 2-3  ·  Session 1  ·  Practice  ·  Form A</w:t>
+        <w:t xml:space="preserve">Lesson 2-6  ·  Session 1  ·  Practice  ·  Form A</w:t>
       </w:r>
     </w:p>
     <w:p>
       <w:pPr>
+        <w:pStyle w:val="Heading1"/>
         <w:keepNext/>
         <w:spacing w:before="0" w:after="10" w:line="240" w:lineRule="auto"/>
       </w:pPr>
@@ -111,7 +112,7 @@
         <w:rPr>
           <w:rFonts w:ascii="Avenir Next" w:hAnsi="Avenir Next" w:cs="Avenir Next" w:eastAsia="Avenir Next"/>
           <w:color w:val="5A5F66"/>
-          <w:sz w:val="17"/>
+          <w:sz w:val="22"/>
           <w:szCs w:val="17"/>
         </w:rPr>
         <w:t xml:space="preserve">Learning target — I can explain why the median is a better measure of center than the mean when a data set has an outlier.</w:t>
@@ -128,7 +129,7 @@
     </w:p>
     <w:p>
       <w:pPr>
-        <w:spacing w:before="0" w:after="0" w:line="60" w:lineRule="auto"/>
+        <w:spacing w:before="0" w:after="0" w:line="50" w:lineRule="exact"/>
       </w:pPr>
     </w:p>
     <w:tbl>
@@ -167,6 +168,7 @@
           </w:tcPr>
           <w:p>
             <w:pPr>
+              <w:pStyle w:val="Heading2"/>
               <w:spacing w:before="0" w:after="40" w:line="264" w:lineRule="auto"/>
             </w:pPr>
             <w:r>
@@ -194,44 +196,44 @@
                 <w:rFonts w:ascii="Avenir Next" w:hAnsi="Avenir Next" w:cs="Avenir Next" w:eastAsia="Avenir Next"/>
                 <w:b/>
                 <w:color w:val="003A70"/>
+                <w:sz w:val="22"/>
+                <w:szCs w:val="18"/>
+              </w:rPr>
+              <w:t xml:space="preserve">•</w:t>
+            </w:r>
+            <w:r>
+              <w:rPr>
+                <w:rFonts w:ascii="Avenir Next" w:hAnsi="Avenir Next" w:cs="Avenir Next" w:eastAsia="Avenir Next"/>
+                <w:color w:val="1A1A1A"/>
                 <w:sz w:val="18"/>
                 <w:szCs w:val="18"/>
               </w:rPr>
-              <w:t xml:space="preserve">•</w:t>
-            </w:r>
-            <w:r>
-              <w:rPr>
-                <w:rFonts w:ascii="Avenir Next" w:hAnsi="Avenir Next" w:cs="Avenir Next" w:eastAsia="Avenir Next"/>
-                <w:color w:val="1A1A1A"/>
-                <w:sz w:val="18"/>
+              <w:tab/>
+            </w:r>
+            <w:r>
+              <w:rPr>
+                <w:rFonts w:ascii="Avenir Next" w:hAnsi="Avenir Next" w:cs="Avenir Next" w:eastAsia="Avenir Next"/>
+                <w:color w:val="1A1A1A"/>
+                <w:sz w:val="22"/>
                 <w:szCs w:val="18"/>
               </w:rPr>
-              <w:tab/>
-            </w:r>
-            <w:r>
-              <w:rPr>
-                <w:rFonts w:ascii="Avenir Next" w:hAnsi="Avenir Next" w:cs="Avenir Next" w:eastAsia="Avenir Next"/>
-                <w:color w:val="1A1A1A"/>
-                <w:sz w:val="18"/>
+              <w:t xml:space="preserve">An </w:t>
+            </w:r>
+            <w:r>
+              <w:rPr>
+                <w:rFonts w:ascii="Avenir Next" w:hAnsi="Avenir Next" w:cs="Avenir Next" w:eastAsia="Avenir Next"/>
+                <w:b/>
+                <w:color w:val="1A1A1A"/>
+                <w:sz w:val="22"/>
                 <w:szCs w:val="18"/>
               </w:rPr>
-              <w:t xml:space="preserve">An </w:t>
-            </w:r>
-            <w:r>
-              <w:rPr>
-                <w:rFonts w:ascii="Avenir Next" w:hAnsi="Avenir Next" w:cs="Avenir Next" w:eastAsia="Avenir Next"/>
-                <w:b/>
-                <w:color w:val="1A1A1A"/>
-                <w:sz w:val="18"/>
-                <w:szCs w:val="18"/>
-              </w:rPr>
               <w:t xml:space="preserve">outlier</w:t>
             </w:r>
             <w:r>
               <w:rPr>
                 <w:rFonts w:ascii="Avenir Next" w:hAnsi="Avenir Next" w:cs="Avenir Next" w:eastAsia="Avenir Next"/>
                 <w:color w:val="1A1A1A"/>
-                <w:sz w:val="18"/>
+                <w:sz w:val="22"/>
                 <w:szCs w:val="18"/>
               </w:rPr>
               <w:t xml:space="preserve"> is a value far from all the others. It can be very high or very low.</w:t>
@@ -250,63 +252,63 @@
                 <w:rFonts w:ascii="Avenir Next" w:hAnsi="Avenir Next" w:cs="Avenir Next" w:eastAsia="Avenir Next"/>
                 <w:b/>
                 <w:color w:val="003A70"/>
+                <w:sz w:val="22"/>
+                <w:szCs w:val="18"/>
+              </w:rPr>
+              <w:t xml:space="preserve">•</w:t>
+            </w:r>
+            <w:r>
+              <w:rPr>
+                <w:rFonts w:ascii="Avenir Next" w:hAnsi="Avenir Next" w:cs="Avenir Next" w:eastAsia="Avenir Next"/>
+                <w:color w:val="1A1A1A"/>
                 <w:sz w:val="18"/>
                 <w:szCs w:val="18"/>
               </w:rPr>
-              <w:t xml:space="preserve">•</w:t>
-            </w:r>
-            <w:r>
-              <w:rPr>
-                <w:rFonts w:ascii="Avenir Next" w:hAnsi="Avenir Next" w:cs="Avenir Next" w:eastAsia="Avenir Next"/>
-                <w:color w:val="1A1A1A"/>
-                <w:sz w:val="18"/>
+              <w:tab/>
+            </w:r>
+            <w:r>
+              <w:rPr>
+                <w:rFonts w:ascii="Avenir Next" w:hAnsi="Avenir Next" w:cs="Avenir Next" w:eastAsia="Avenir Next"/>
+                <w:color w:val="1A1A1A"/>
+                <w:sz w:val="22"/>
                 <w:szCs w:val="18"/>
               </w:rPr>
-              <w:tab/>
-            </w:r>
-            <w:r>
-              <w:rPr>
-                <w:rFonts w:ascii="Avenir Next" w:hAnsi="Avenir Next" w:cs="Avenir Next" w:eastAsia="Avenir Next"/>
-                <w:color w:val="1A1A1A"/>
-                <w:sz w:val="18"/>
+              <w:t xml:space="preserve">An outlier </w:t>
+            </w:r>
+            <w:r>
+              <w:rPr>
+                <w:rFonts w:ascii="Avenir Next" w:hAnsi="Avenir Next" w:cs="Avenir Next" w:eastAsia="Avenir Next"/>
+                <w:b/>
+                <w:color w:val="1A1A1A"/>
+                <w:sz w:val="22"/>
                 <w:szCs w:val="18"/>
               </w:rPr>
-              <w:t xml:space="preserve">An outlier </w:t>
-            </w:r>
-            <w:r>
-              <w:rPr>
-                <w:rFonts w:ascii="Avenir Next" w:hAnsi="Avenir Next" w:cs="Avenir Next" w:eastAsia="Avenir Next"/>
-                <w:b/>
-                <w:color w:val="1A1A1A"/>
-                <w:sz w:val="18"/>
+              <w:t xml:space="preserve">pulls the mean</w:t>
+            </w:r>
+            <w:r>
+              <w:rPr>
+                <w:rFonts w:ascii="Avenir Next" w:hAnsi="Avenir Next" w:cs="Avenir Next" w:eastAsia="Avenir Next"/>
+                <w:color w:val="1A1A1A"/>
+                <w:sz w:val="22"/>
                 <w:szCs w:val="18"/>
               </w:rPr>
-              <w:t xml:space="preserve">pulls the mean</w:t>
-            </w:r>
-            <w:r>
-              <w:rPr>
-                <w:rFonts w:ascii="Avenir Next" w:hAnsi="Avenir Next" w:cs="Avenir Next" w:eastAsia="Avenir Next"/>
-                <w:color w:val="1A1A1A"/>
-                <w:sz w:val="18"/>
+              <w:t xml:space="preserve"> toward it. The </w:t>
+            </w:r>
+            <w:r>
+              <w:rPr>
+                <w:rFonts w:ascii="Avenir Next" w:hAnsi="Avenir Next" w:cs="Avenir Next" w:eastAsia="Avenir Next"/>
+                <w:b/>
+                <w:color w:val="1A1A1A"/>
+                <w:sz w:val="22"/>
                 <w:szCs w:val="18"/>
               </w:rPr>
-              <w:t xml:space="preserve"> toward it. The </w:t>
-            </w:r>
-            <w:r>
-              <w:rPr>
-                <w:rFonts w:ascii="Avenir Next" w:hAnsi="Avenir Next" w:cs="Avenir Next" w:eastAsia="Avenir Next"/>
-                <w:b/>
-                <w:color w:val="1A1A1A"/>
-                <w:sz w:val="18"/>
-                <w:szCs w:val="18"/>
-              </w:rPr>
               <w:t xml:space="preserve">median</w:t>
             </w:r>
             <w:r>
               <w:rPr>
                 <w:rFonts w:ascii="Avenir Next" w:hAnsi="Avenir Next" w:cs="Avenir Next" w:eastAsia="Avenir Next"/>
                 <w:color w:val="1A1A1A"/>
-                <w:sz w:val="18"/>
+                <w:sz w:val="22"/>
                 <w:szCs w:val="18"/>
               </w:rPr>
               <w:t xml:space="preserve"> stays in the middle of the group.</w:t>
@@ -325,44 +327,44 @@
                 <w:rFonts w:ascii="Avenir Next" w:hAnsi="Avenir Next" w:cs="Avenir Next" w:eastAsia="Avenir Next"/>
                 <w:b/>
                 <w:color w:val="003A70"/>
+                <w:sz w:val="22"/>
+                <w:szCs w:val="18"/>
+              </w:rPr>
+              <w:t xml:space="preserve">•</w:t>
+            </w:r>
+            <w:r>
+              <w:rPr>
+                <w:rFonts w:ascii="Avenir Next" w:hAnsi="Avenir Next" w:cs="Avenir Next" w:eastAsia="Avenir Next"/>
+                <w:color w:val="1A1A1A"/>
                 <w:sz w:val="18"/>
                 <w:szCs w:val="18"/>
               </w:rPr>
-              <w:t xml:space="preserve">•</w:t>
-            </w:r>
-            <w:r>
-              <w:rPr>
-                <w:rFonts w:ascii="Avenir Next" w:hAnsi="Avenir Next" w:cs="Avenir Next" w:eastAsia="Avenir Next"/>
-                <w:color w:val="1A1A1A"/>
-                <w:sz w:val="18"/>
+              <w:tab/>
+            </w:r>
+            <w:r>
+              <w:rPr>
+                <w:rFonts w:ascii="Avenir Next" w:hAnsi="Avenir Next" w:cs="Avenir Next" w:eastAsia="Avenir Next"/>
+                <w:color w:val="1A1A1A"/>
+                <w:sz w:val="22"/>
                 <w:szCs w:val="18"/>
               </w:rPr>
-              <w:tab/>
-            </w:r>
-            <w:r>
-              <w:rPr>
-                <w:rFonts w:ascii="Avenir Next" w:hAnsi="Avenir Next" w:cs="Avenir Next" w:eastAsia="Avenir Next"/>
-                <w:color w:val="1A1A1A"/>
-                <w:sz w:val="18"/>
+              <w:t xml:space="preserve">With an outlier, the median is the better measure of a </w:t>
+            </w:r>
+            <w:r>
+              <w:rPr>
+                <w:rFonts w:ascii="Avenir Next" w:hAnsi="Avenir Next" w:cs="Avenir Next" w:eastAsia="Avenir Next"/>
+                <w:b/>
+                <w:color w:val="1A1A1A"/>
+                <w:sz w:val="22"/>
                 <w:szCs w:val="18"/>
               </w:rPr>
-              <w:t xml:space="preserve">With an outlier, the median is the better measure of a </w:t>
-            </w:r>
-            <w:r>
-              <w:rPr>
-                <w:rFonts w:ascii="Avenir Next" w:hAnsi="Avenir Next" w:cs="Avenir Next" w:eastAsia="Avenir Next"/>
-                <w:b/>
-                <w:color w:val="1A1A1A"/>
-                <w:sz w:val="18"/>
-                <w:szCs w:val="18"/>
-              </w:rPr>
               <w:t xml:space="preserve">typical</w:t>
             </w:r>
             <w:r>
               <w:rPr>
                 <w:rFonts w:ascii="Avenir Next" w:hAnsi="Avenir Next" w:cs="Avenir Next" w:eastAsia="Avenir Next"/>
                 <w:color w:val="1A1A1A"/>
-                <w:sz w:val="18"/>
+                <w:sz w:val="22"/>
                 <w:szCs w:val="18"/>
               </w:rPr>
               <w:t xml:space="preserve"> value.</w:t>
@@ -377,6 +379,7 @@
           </w:tcPr>
           <w:p>
             <w:pPr>
+              <w:pStyle w:val="Heading2"/>
               <w:spacing w:before="0" w:after="40" w:line="264" w:lineRule="auto"/>
             </w:pPr>
             <w:r>
@@ -399,7 +402,7 @@
               <w:rPr>
                 <w:rFonts w:ascii="Avenir Next" w:hAnsi="Avenir Next" w:cs="Avenir Next" w:eastAsia="Avenir Next"/>
                 <w:color w:val="1A1A1A"/>
-                <w:sz w:val="17"/>
+                <w:sz w:val="22"/>
                 <w:szCs w:val="17"/>
               </w:rPr>
               <w:t xml:space="preserve">Car counts: 44, 39, 41, 47, 43, 45, 120.</w:t>
@@ -418,25 +421,25 @@
                 <w:rFonts w:ascii="Avenir Next" w:hAnsi="Avenir Next" w:cs="Avenir Next" w:eastAsia="Avenir Next"/>
                 <w:b/>
                 <w:color w:val="003A70"/>
+                <w:sz w:val="22"/>
+                <w:szCs w:val="17"/>
+              </w:rPr>
+              <w:t xml:space="preserve">Step 1</w:t>
+            </w:r>
+            <w:r>
+              <w:rPr>
+                <w:rFonts w:ascii="Avenir Next" w:hAnsi="Avenir Next" w:cs="Avenir Next" w:eastAsia="Avenir Next"/>
+                <w:color w:val="1A1A1A"/>
                 <w:sz w:val="17"/>
                 <w:szCs w:val="17"/>
               </w:rPr>
-              <w:t xml:space="preserve">Step 1</w:t>
-            </w:r>
-            <w:r>
-              <w:rPr>
-                <w:rFonts w:ascii="Avenir Next" w:hAnsi="Avenir Next" w:cs="Avenir Next" w:eastAsia="Avenir Next"/>
-                <w:color w:val="1A1A1A"/>
-                <w:sz w:val="17"/>
-                <w:szCs w:val="17"/>
-              </w:rPr>
               <w:tab/>
             </w:r>
             <w:r>
               <w:rPr>
                 <w:rFonts w:ascii="Avenir Next" w:hAnsi="Avenir Next" w:cs="Avenir Next" w:eastAsia="Avenir Next"/>
                 <w:color w:val="1A1A1A"/>
-                <w:sz w:val="17"/>
+                <w:sz w:val="22"/>
                 <w:szCs w:val="17"/>
               </w:rPr>
               <w:t xml:space="preserve">Order: 39, 41, 43, 44, 45, 47, 120.</w:t>
@@ -455,25 +458,25 @@
                 <w:rFonts w:ascii="Avenir Next" w:hAnsi="Avenir Next" w:cs="Avenir Next" w:eastAsia="Avenir Next"/>
                 <w:b/>
                 <w:color w:val="003A70"/>
+                <w:sz w:val="22"/>
+                <w:szCs w:val="17"/>
+              </w:rPr>
+              <w:t xml:space="preserve">Step 2</w:t>
+            </w:r>
+            <w:r>
+              <w:rPr>
+                <w:rFonts w:ascii="Avenir Next" w:hAnsi="Avenir Next" w:cs="Avenir Next" w:eastAsia="Avenir Next"/>
+                <w:color w:val="1A1A1A"/>
                 <w:sz w:val="17"/>
                 <w:szCs w:val="17"/>
               </w:rPr>
-              <w:t xml:space="preserve">Step 2</w:t>
-            </w:r>
-            <w:r>
-              <w:rPr>
-                <w:rFonts w:ascii="Avenir Next" w:hAnsi="Avenir Next" w:cs="Avenir Next" w:eastAsia="Avenir Next"/>
-                <w:color w:val="1A1A1A"/>
-                <w:sz w:val="17"/>
-                <w:szCs w:val="17"/>
-              </w:rPr>
               <w:tab/>
             </w:r>
             <w:r>
               <w:rPr>
                 <w:rFonts w:ascii="Avenir Next" w:hAnsi="Avenir Next" w:cs="Avenir Next" w:eastAsia="Avenir Next"/>
                 <w:color w:val="1A1A1A"/>
-                <w:sz w:val="17"/>
+                <w:sz w:val="22"/>
                 <w:szCs w:val="17"/>
               </w:rPr>
               <w:t xml:space="preserve">Outlier: 120. Median: 44 (the 4th value).</w:t>
@@ -492,25 +495,25 @@
                 <w:rFonts w:ascii="Avenir Next" w:hAnsi="Avenir Next" w:cs="Avenir Next" w:eastAsia="Avenir Next"/>
                 <w:b/>
                 <w:color w:val="003A70"/>
+                <w:sz w:val="22"/>
+                <w:szCs w:val="17"/>
+              </w:rPr>
+              <w:t xml:space="preserve">Step 3</w:t>
+            </w:r>
+            <w:r>
+              <w:rPr>
+                <w:rFonts w:ascii="Avenir Next" w:hAnsi="Avenir Next" w:cs="Avenir Next" w:eastAsia="Avenir Next"/>
+                <w:color w:val="1A1A1A"/>
                 <w:sz w:val="17"/>
                 <w:szCs w:val="17"/>
               </w:rPr>
-              <w:t xml:space="preserve">Step 3</w:t>
-            </w:r>
-            <w:r>
-              <w:rPr>
-                <w:rFonts w:ascii="Avenir Next" w:hAnsi="Avenir Next" w:cs="Avenir Next" w:eastAsia="Avenir Next"/>
-                <w:color w:val="1A1A1A"/>
-                <w:sz w:val="17"/>
-                <w:szCs w:val="17"/>
-              </w:rPr>
               <w:tab/>
             </w:r>
             <w:r>
               <w:rPr>
                 <w:rFonts w:ascii="Avenir Next" w:hAnsi="Avenir Next" w:cs="Avenir Next" w:eastAsia="Avenir Next"/>
                 <w:color w:val="1A1A1A"/>
-                <w:sz w:val="17"/>
+                <w:sz w:val="22"/>
                 <w:szCs w:val="17"/>
               </w:rPr>
               <w:t xml:space="preserve">Mean: 379 ÷ 7 ≈ 54, greater than 6 of the 7 counts.</w:t>
@@ -529,18 +532,18 @@
                 <w:rFonts w:ascii="Avenir Next" w:hAnsi="Avenir Next" w:cs="Avenir Next" w:eastAsia="Avenir Next"/>
                 <w:b/>
                 <w:color w:val="1A1A1A"/>
+                <w:sz w:val="22"/>
+                <w:szCs w:val="17"/>
+              </w:rPr>
+              <w:t xml:space="preserve">Answer</w:t>
+            </w:r>
+            <w:r>
+              <w:rPr>
+                <w:rFonts w:ascii="Avenir Next" w:hAnsi="Avenir Next" w:cs="Avenir Next" w:eastAsia="Avenir Next"/>
+                <w:color w:val="1A1A1A"/>
                 <w:sz w:val="17"/>
                 <w:szCs w:val="17"/>
               </w:rPr>
-              <w:t xml:space="preserve">Answer</w:t>
-            </w:r>
-            <w:r>
-              <w:rPr>
-                <w:rFonts w:ascii="Avenir Next" w:hAnsi="Avenir Next" w:cs="Avenir Next" w:eastAsia="Avenir Next"/>
-                <w:color w:val="1A1A1A"/>
-                <w:sz w:val="17"/>
-                <w:szCs w:val="17"/>
-              </w:rPr>
               <w:tab/>
             </w:r>
             <w:r>
@@ -548,7 +551,7 @@
                 <w:rFonts w:ascii="Avenir Next" w:hAnsi="Avenir Next" w:cs="Avenir Next" w:eastAsia="Avenir Next"/>
                 <w:b/>
                 <w:color w:val="1A1A1A"/>
-                <w:sz w:val="17"/>
+                <w:sz w:val="22"/>
                 <w:szCs w:val="17"/>
               </w:rPr>
               <w:t xml:space="preserve">Typical Saturday: about 44 cars (the median)</w:t>
@@ -577,7 +580,7 @@
           <w:rFonts w:ascii="Avenir Next" w:hAnsi="Avenir Next" w:cs="Avenir Next" w:eastAsia="Avenir Next"/>
           <w:b/>
           <w:color w:val="1A1A1A"/>
-          <w:sz w:val="17"/>
+          <w:sz w:val="22"/>
           <w:szCs w:val="17"/>
         </w:rPr>
         <w:t xml:space="preserve">outlier</w:t>
@@ -587,7 +590,7 @@
           <w:rFonts w:ascii="Avenir Next" w:hAnsi="Avenir Next" w:cs="Avenir Next" w:eastAsia="Avenir Next"/>
           <w:i/>
           <w:color w:val="5A5F66"/>
-          <w:sz w:val="17"/>
+          <w:sz w:val="22"/>
           <w:szCs w:val="17"/>
         </w:rPr>
         <w:t xml:space="preserve"> (valor atípico)</w:t>
@@ -596,7 +599,7 @@
         <w:rPr>
           <w:rFonts w:ascii="Avenir Next" w:hAnsi="Avenir Next" w:cs="Avenir Next" w:eastAsia="Avenir Next"/>
           <w:color w:val="5A5F66"/>
-          <w:sz w:val="17"/>
+          <w:sz w:val="22"/>
           <w:szCs w:val="17"/>
         </w:rPr>
         <w:t xml:space="preserve">   ·   </w:t>
@@ -606,7 +609,7 @@
           <w:rFonts w:ascii="Avenir Next" w:hAnsi="Avenir Next" w:cs="Avenir Next" w:eastAsia="Avenir Next"/>
           <w:b/>
           <w:color w:val="1A1A1A"/>
-          <w:sz w:val="17"/>
+          <w:sz w:val="22"/>
           <w:szCs w:val="17"/>
         </w:rPr>
         <w:t xml:space="preserve">median</w:t>
@@ -616,7 +619,7 @@
           <w:rFonts w:ascii="Avenir Next" w:hAnsi="Avenir Next" w:cs="Avenir Next" w:eastAsia="Avenir Next"/>
           <w:i/>
           <w:color w:val="5A5F66"/>
-          <w:sz w:val="17"/>
+          <w:sz w:val="22"/>
           <w:szCs w:val="17"/>
         </w:rPr>
         <w:t xml:space="preserve"> (mediana)</w:t>
@@ -625,7 +628,7 @@
         <w:rPr>
           <w:rFonts w:ascii="Avenir Next" w:hAnsi="Avenir Next" w:cs="Avenir Next" w:eastAsia="Avenir Next"/>
           <w:color w:val="5A5F66"/>
-          <w:sz w:val="17"/>
+          <w:sz w:val="22"/>
           <w:szCs w:val="17"/>
         </w:rPr>
         <w:t xml:space="preserve">   ·   </w:t>
@@ -635,7 +638,7 @@
           <w:rFonts w:ascii="Avenir Next" w:hAnsi="Avenir Next" w:cs="Avenir Next" w:eastAsia="Avenir Next"/>
           <w:b/>
           <w:color w:val="1A1A1A"/>
-          <w:sz w:val="17"/>
+          <w:sz w:val="22"/>
           <w:szCs w:val="17"/>
         </w:rPr>
         <w:t xml:space="preserve">mean</w:t>
@@ -645,7 +648,7 @@
           <w:rFonts w:ascii="Avenir Next" w:hAnsi="Avenir Next" w:cs="Avenir Next" w:eastAsia="Avenir Next"/>
           <w:i/>
           <w:color w:val="5A5F66"/>
-          <w:sz w:val="17"/>
+          <w:sz w:val="22"/>
           <w:szCs w:val="17"/>
         </w:rPr>
         <w:t xml:space="preserve"> (media)</w:t>
@@ -653,6 +656,7 @@
     </w:p>
     <w:p>
       <w:pPr>
+        <w:pStyle w:val="Heading2"/>
         <w:keepNext/>
         <w:pBdr>
           <w:bottom w:val="single" w:sz="8" w:space="3" w:color="003A70"/>
@@ -668,7 +672,7 @@
           <w:b/>
           <w:color w:val="003A70"/>
           <w:spacing w:val="14"/>
-          <w:sz w:val="19"/>
+          <w:sz w:val="22"/>
           <w:szCs w:val="19"/>
         </w:rPr>
         <w:t xml:space="preserve">PRACTICE</w:t>
@@ -687,7 +691,7 @@
           <w:rFonts w:ascii="Avenir Next" w:hAnsi="Avenir Next" w:cs="Avenir Next" w:eastAsia="Avenir Next"/>
           <w:i/>
           <w:color w:val="5A5F66"/>
-          <w:sz w:val="17"/>
+          <w:sz w:val="22"/>
           <w:szCs w:val="17"/>
         </w:rPr>
         <w:t xml:space="preserve">show your work · label units</w:t>
@@ -695,7 +699,7 @@
     </w:p>
     <w:p>
       <w:pPr>
-        <w:spacing w:before="0" w:after="0" w:line="20" w:lineRule="exact"/>
+        <w:spacing w:before="0" w:after="0" w:line="50" w:lineRule="exact"/>
       </w:pPr>
     </w:p>
     <w:tbl>
@@ -745,18 +749,18 @@
                 <w:rFonts w:ascii="Avenir Next" w:hAnsi="Avenir Next" w:cs="Avenir Next" w:eastAsia="Avenir Next"/>
                 <w:b/>
                 <w:color w:val="1A1A1A"/>
+                <w:sz w:val="22"/>
+                <w:szCs w:val="20"/>
+              </w:rPr>
+              <w:t xml:space="preserve">1.</w:t>
+            </w:r>
+            <w:r>
+              <w:rPr>
+                <w:rFonts w:ascii="Avenir Next" w:hAnsi="Avenir Next" w:cs="Avenir Next" w:eastAsia="Avenir Next"/>
+                <w:color w:val="1A1A1A"/>
                 <w:sz w:val="20"/>
                 <w:szCs w:val="20"/>
               </w:rPr>
-              <w:t xml:space="preserve">1.</w:t>
-            </w:r>
-            <w:r>
-              <w:rPr>
-                <w:rFonts w:ascii="Avenir Next" w:hAnsi="Avenir Next" w:cs="Avenir Next" w:eastAsia="Avenir Next"/>
-                <w:color w:val="1A1A1A"/>
-                <w:sz w:val="20"/>
-                <w:szCs w:val="20"/>
-              </w:rPr>
               <w:tab/>
             </w:r>
             <w:r>
@@ -764,7 +768,7 @@
                 <w:rFonts w:ascii="Avenir Next" w:hAnsi="Avenir Next" w:cs="Avenir Next" w:eastAsia="Avenir Next"/>
                 <w:b/>
                 <w:color w:val="1A1A1A"/>
-                <w:sz w:val="20"/>
+                <w:sz w:val="22"/>
                 <w:szCs w:val="20"/>
               </w:rPr>
               <w:t xml:space="preserve">Car Wash.</w:t>
@@ -773,7 +777,7 @@
               <w:rPr>
                 <w:rFonts w:ascii="Avenir Next" w:hAnsi="Avenir Next" w:cs="Avenir Next" w:eastAsia="Avenir Next"/>
                 <w:color w:val="1A1A1A"/>
-                <w:sz w:val="20"/>
+                <w:sz w:val="22"/>
                 <w:szCs w:val="20"/>
               </w:rPr>
               <w:t xml:space="preserve">  Seven weekends brought 44, 39, 41, 47, 43, 45, 120 cars.</w:t>
@@ -790,7 +794,7 @@
                 <w:rFonts w:ascii="Avenir Next" w:hAnsi="Avenir Next" w:cs="Avenir Next" w:eastAsia="Avenir Next"/>
                 <w:b/>
                 <w:color w:val="003A70"/>
-                <w:sz w:val="17"/>
+                <w:sz w:val="22"/>
                 <w:szCs w:val="17"/>
               </w:rPr>
               <w:t xml:space="preserve">Hint  </w:t>
@@ -800,7 +804,7 @@
                 <w:rFonts w:ascii="Avenir Next" w:hAnsi="Avenir Next" w:cs="Avenir Next" w:eastAsia="Avenir Next"/>
                 <w:i/>
                 <w:color w:val="5A5F66"/>
-                <w:sz w:val="17"/>
+                <w:sz w:val="22"/>
                 <w:szCs w:val="17"/>
               </w:rPr>
               <w:t xml:space="preserve">Order first. The outlier is far from all the others.</w:t>
@@ -856,25 +860,25 @@
                       <w:rFonts w:ascii="Avenir Next" w:hAnsi="Avenir Next" w:cs="Avenir Next" w:eastAsia="Avenir Next"/>
                       <w:b/>
                       <w:color w:val="003A70"/>
+                      <w:sz w:val="22"/>
+                      <w:szCs w:val="20"/>
+                    </w:rPr>
+                    <w:t xml:space="preserve">a.</w:t>
+                  </w:r>
+                  <w:r>
+                    <w:rPr>
+                      <w:rFonts w:ascii="Avenir Next" w:hAnsi="Avenir Next" w:cs="Avenir Next" w:eastAsia="Avenir Next"/>
+                      <w:color w:val="1A1A1A"/>
                       <w:sz w:val="20"/>
                       <w:szCs w:val="20"/>
                     </w:rPr>
-                    <w:t xml:space="preserve">a.</w:t>
-                  </w:r>
-                  <w:r>
-                    <w:rPr>
-                      <w:rFonts w:ascii="Avenir Next" w:hAnsi="Avenir Next" w:cs="Avenir Next" w:eastAsia="Avenir Next"/>
-                      <w:color w:val="1A1A1A"/>
-                      <w:sz w:val="20"/>
-                      <w:szCs w:val="20"/>
-                    </w:rPr>
                     <w:tab/>
                   </w:r>
                   <w:r>
                     <w:rPr>
                       <w:rFonts w:ascii="Avenir Next" w:hAnsi="Avenir Next" w:cs="Avenir Next" w:eastAsia="Avenir Next"/>
                       <w:color w:val="1A1A1A"/>
-                      <w:sz w:val="20"/>
+                      <w:sz w:val="22"/>
                       <w:szCs w:val="20"/>
                     </w:rPr>
                     <w:t xml:space="preserve">Outlier:</w:t>
@@ -918,25 +922,25 @@
                       <w:rFonts w:ascii="Avenir Next" w:hAnsi="Avenir Next" w:cs="Avenir Next" w:eastAsia="Avenir Next"/>
                       <w:b/>
                       <w:color w:val="003A70"/>
+                      <w:sz w:val="22"/>
+                      <w:szCs w:val="20"/>
+                    </w:rPr>
+                    <w:t xml:space="preserve">b.</w:t>
+                  </w:r>
+                  <w:r>
+                    <w:rPr>
+                      <w:rFonts w:ascii="Avenir Next" w:hAnsi="Avenir Next" w:cs="Avenir Next" w:eastAsia="Avenir Next"/>
+                      <w:color w:val="1A1A1A"/>
                       <w:sz w:val="20"/>
                       <w:szCs w:val="20"/>
                     </w:rPr>
-                    <w:t xml:space="preserve">b.</w:t>
-                  </w:r>
-                  <w:r>
-                    <w:rPr>
-                      <w:rFonts w:ascii="Avenir Next" w:hAnsi="Avenir Next" w:cs="Avenir Next" w:eastAsia="Avenir Next"/>
-                      <w:color w:val="1A1A1A"/>
-                      <w:sz w:val="20"/>
-                      <w:szCs w:val="20"/>
-                    </w:rPr>
                     <w:tab/>
                   </w:r>
                   <w:r>
                     <w:rPr>
                       <w:rFonts w:ascii="Avenir Next" w:hAnsi="Avenir Next" w:cs="Avenir Next" w:eastAsia="Avenir Next"/>
                       <w:color w:val="1A1A1A"/>
-                      <w:sz w:val="20"/>
+                      <w:sz w:val="22"/>
                       <w:szCs w:val="20"/>
                     </w:rPr>
                     <w:t xml:space="preserve">Median:</w:t>
@@ -980,25 +984,25 @@
                       <w:rFonts w:ascii="Avenir Next" w:hAnsi="Avenir Next" w:cs="Avenir Next" w:eastAsia="Avenir Next"/>
                       <w:b/>
                       <w:color w:val="003A70"/>
+                      <w:sz w:val="22"/>
+                      <w:szCs w:val="20"/>
+                    </w:rPr>
+                    <w:t xml:space="preserve">c.</w:t>
+                  </w:r>
+                  <w:r>
+                    <w:rPr>
+                      <w:rFonts w:ascii="Avenir Next" w:hAnsi="Avenir Next" w:cs="Avenir Next" w:eastAsia="Avenir Next"/>
+                      <w:color w:val="1A1A1A"/>
                       <w:sz w:val="20"/>
                       <w:szCs w:val="20"/>
                     </w:rPr>
-                    <w:t xml:space="preserve">c.</w:t>
-                  </w:r>
-                  <w:r>
-                    <w:rPr>
-                      <w:rFonts w:ascii="Avenir Next" w:hAnsi="Avenir Next" w:cs="Avenir Next" w:eastAsia="Avenir Next"/>
-                      <w:color w:val="1A1A1A"/>
-                      <w:sz w:val="20"/>
-                      <w:szCs w:val="20"/>
-                    </w:rPr>
                     <w:tab/>
                   </w:r>
                   <w:r>
                     <w:rPr>
                       <w:rFonts w:ascii="Avenir Next" w:hAnsi="Avenir Next" w:cs="Avenir Next" w:eastAsia="Avenir Next"/>
                       <w:color w:val="1A1A1A"/>
-                      <w:sz w:val="20"/>
+                      <w:sz w:val="22"/>
                       <w:szCs w:val="20"/>
                     </w:rPr>
                     <w:t xml:space="preserve">Typical value to report:</w:t>
@@ -1028,7 +1032,7 @@
           </w:tbl>
           <w:p>
             <w:pPr>
-              <w:spacing w:before="0" w:after="0" w:line="24" w:lineRule="auto"/>
+              <w:spacing w:before="0" w:after="0" w:line="50" w:lineRule="exact"/>
             </w:pPr>
           </w:p>
         </w:tc>
@@ -1036,12 +1040,12 @@
     </w:tbl>
     <w:p>
       <w:pPr>
-        <w:spacing w:before="0" w:after="0" w:line="20" w:lineRule="exact"/>
+        <w:spacing w:before="0" w:after="0" w:line="50" w:lineRule="exact"/>
       </w:pPr>
     </w:p>
     <w:p>
       <w:pPr>
-        <w:spacing w:before="0" w:after="0" w:line="20" w:lineRule="exact"/>
+        <w:spacing w:before="0" w:after="0" w:line="50" w:lineRule="exact"/>
       </w:pPr>
     </w:p>
     <w:tbl>
@@ -1092,18 +1096,18 @@
                 <w:rFonts w:ascii="Avenir Next" w:hAnsi="Avenir Next" w:cs="Avenir Next" w:eastAsia="Avenir Next"/>
                 <w:b/>
                 <w:color w:val="1A1A1A"/>
+                <w:sz w:val="22"/>
+                <w:szCs w:val="20"/>
+              </w:rPr>
+              <w:t xml:space="preserve">2.</w:t>
+            </w:r>
+            <w:r>
+              <w:rPr>
+                <w:rFonts w:ascii="Avenir Next" w:hAnsi="Avenir Next" w:cs="Avenir Next" w:eastAsia="Avenir Next"/>
+                <w:color w:val="1A1A1A"/>
                 <w:sz w:val="20"/>
                 <w:szCs w:val="20"/>
               </w:rPr>
-              <w:t xml:space="preserve">2.</w:t>
-            </w:r>
-            <w:r>
-              <w:rPr>
-                <w:rFonts w:ascii="Avenir Next" w:hAnsi="Avenir Next" w:cs="Avenir Next" w:eastAsia="Avenir Next"/>
-                <w:color w:val="1A1A1A"/>
-                <w:sz w:val="20"/>
-                <w:szCs w:val="20"/>
-              </w:rPr>
               <w:tab/>
             </w:r>
             <w:r>
@@ -1111,7 +1115,7 @@
                 <w:rFonts w:ascii="Avenir Next" w:hAnsi="Avenir Next" w:cs="Avenir Next" w:eastAsia="Avenir Next"/>
                 <w:b/>
                 <w:color w:val="1A1A1A"/>
-                <w:sz w:val="20"/>
+                <w:sz w:val="22"/>
                 <w:szCs w:val="20"/>
               </w:rPr>
               <w:t xml:space="preserve">Field Goals.</w:t>
@@ -1120,7 +1124,7 @@
               <w:rPr>
                 <w:rFonts w:ascii="Avenir Next" w:hAnsi="Avenir Next" w:cs="Avenir Next" w:eastAsia="Avenir Next"/>
                 <w:color w:val="1A1A1A"/>
-                <w:sz w:val="20"/>
+                <w:sz w:val="22"/>
                 <w:szCs w:val="20"/>
               </w:rPr>
               <w:t xml:space="preserve">  Seven kicks went 33, 36, 35, 38, 34, 37, 72 yards.</w:t>
@@ -1174,25 +1178,25 @@
                       <w:rFonts w:ascii="Avenir Next" w:hAnsi="Avenir Next" w:cs="Avenir Next" w:eastAsia="Avenir Next"/>
                       <w:b/>
                       <w:color w:val="003A70"/>
+                      <w:sz w:val="22"/>
+                      <w:szCs w:val="20"/>
+                    </w:rPr>
+                    <w:t xml:space="preserve">a.</w:t>
+                  </w:r>
+                  <w:r>
+                    <w:rPr>
+                      <w:rFonts w:ascii="Avenir Next" w:hAnsi="Avenir Next" w:cs="Avenir Next" w:eastAsia="Avenir Next"/>
+                      <w:color w:val="1A1A1A"/>
                       <w:sz w:val="20"/>
                       <w:szCs w:val="20"/>
                     </w:rPr>
-                    <w:t xml:space="preserve">a.</w:t>
-                  </w:r>
-                  <w:r>
-                    <w:rPr>
-                      <w:rFonts w:ascii="Avenir Next" w:hAnsi="Avenir Next" w:cs="Avenir Next" w:eastAsia="Avenir Next"/>
-                      <w:color w:val="1A1A1A"/>
-                      <w:sz w:val="20"/>
-                      <w:szCs w:val="20"/>
-                    </w:rPr>
                     <w:tab/>
                   </w:r>
                   <w:r>
                     <w:rPr>
                       <w:rFonts w:ascii="Avenir Next" w:hAnsi="Avenir Next" w:cs="Avenir Next" w:eastAsia="Avenir Next"/>
                       <w:color w:val="1A1A1A"/>
-                      <w:sz w:val="20"/>
+                      <w:sz w:val="22"/>
                       <w:szCs w:val="20"/>
                     </w:rPr>
                     <w:t xml:space="preserve">Outlier:</w:t>
@@ -1242,25 +1246,25 @@
                       <w:rFonts w:ascii="Avenir Next" w:hAnsi="Avenir Next" w:cs="Avenir Next" w:eastAsia="Avenir Next"/>
                       <w:b/>
                       <w:color w:val="003A70"/>
+                      <w:sz w:val="22"/>
+                      <w:szCs w:val="20"/>
+                    </w:rPr>
+                    <w:t xml:space="preserve">b.</w:t>
+                  </w:r>
+                  <w:r>
+                    <w:rPr>
+                      <w:rFonts w:ascii="Avenir Next" w:hAnsi="Avenir Next" w:cs="Avenir Next" w:eastAsia="Avenir Next"/>
+                      <w:color w:val="1A1A1A"/>
                       <w:sz w:val="20"/>
                       <w:szCs w:val="20"/>
                     </w:rPr>
-                    <w:t xml:space="preserve">b.</w:t>
-                  </w:r>
-                  <w:r>
-                    <w:rPr>
-                      <w:rFonts w:ascii="Avenir Next" w:hAnsi="Avenir Next" w:cs="Avenir Next" w:eastAsia="Avenir Next"/>
-                      <w:color w:val="1A1A1A"/>
-                      <w:sz w:val="20"/>
-                      <w:szCs w:val="20"/>
-                    </w:rPr>
                     <w:tab/>
                   </w:r>
                   <w:r>
                     <w:rPr>
                       <w:rFonts w:ascii="Avenir Next" w:hAnsi="Avenir Next" w:cs="Avenir Next" w:eastAsia="Avenir Next"/>
                       <w:color w:val="1A1A1A"/>
-                      <w:sz w:val="20"/>
+                      <w:sz w:val="22"/>
                       <w:szCs w:val="20"/>
                     </w:rPr>
                     <w:t xml:space="preserve">Median:</w:t>
@@ -1290,7 +1294,7 @@
           </w:tbl>
           <w:p>
             <w:pPr>
-              <w:spacing w:before="0" w:after="0" w:line="24" w:lineRule="auto"/>
+              <w:spacing w:before="0" w:after="0" w:line="50" w:lineRule="exact"/>
             </w:pPr>
           </w:p>
         </w:tc>
@@ -1313,18 +1317,18 @@
                 <w:rFonts w:ascii="Avenir Next" w:hAnsi="Avenir Next" w:cs="Avenir Next" w:eastAsia="Avenir Next"/>
                 <w:b/>
                 <w:color w:val="1A1A1A"/>
+                <w:sz w:val="22"/>
+                <w:szCs w:val="20"/>
+              </w:rPr>
+              <w:t xml:space="preserve">3.</w:t>
+            </w:r>
+            <w:r>
+              <w:rPr>
+                <w:rFonts w:ascii="Avenir Next" w:hAnsi="Avenir Next" w:cs="Avenir Next" w:eastAsia="Avenir Next"/>
+                <w:color w:val="1A1A1A"/>
                 <w:sz w:val="20"/>
                 <w:szCs w:val="20"/>
               </w:rPr>
-              <w:t xml:space="preserve">3.</w:t>
-            </w:r>
-            <w:r>
-              <w:rPr>
-                <w:rFonts w:ascii="Avenir Next" w:hAnsi="Avenir Next" w:cs="Avenir Next" w:eastAsia="Avenir Next"/>
-                <w:color w:val="1A1A1A"/>
-                <w:sz w:val="20"/>
-                <w:szCs w:val="20"/>
-              </w:rPr>
               <w:tab/>
             </w:r>
             <w:r>
@@ -1332,7 +1336,7 @@
                 <w:rFonts w:ascii="Avenir Next" w:hAnsi="Avenir Next" w:cs="Avenir Next" w:eastAsia="Avenir Next"/>
                 <w:b/>
                 <w:color w:val="1A1A1A"/>
-                <w:sz w:val="20"/>
+                <w:sz w:val="22"/>
                 <w:szCs w:val="20"/>
               </w:rPr>
               <w:t xml:space="preserve">Test Corrections.</w:t>
@@ -1341,7 +1345,7 @@
               <w:rPr>
                 <w:rFonts w:ascii="Avenir Next" w:hAnsi="Avenir Next" w:cs="Avenir Next" w:eastAsia="Avenir Next"/>
                 <w:color w:val="1A1A1A"/>
-                <w:sz w:val="20"/>
+                <w:sz w:val="22"/>
                 <w:szCs w:val="20"/>
               </w:rPr>
               <w:t xml:space="preserve">  Seven students: 6, 8, 7, 9, 5, 4, 52.</w:t>
@@ -1358,7 +1362,7 @@
                 <w:rFonts w:ascii="Avenir Next" w:hAnsi="Avenir Next" w:cs="Avenir Next" w:eastAsia="Avenir Next"/>
                 <w:b/>
                 <w:color w:val="003A70"/>
-                <w:sz w:val="17"/>
+                <w:sz w:val="22"/>
                 <w:szCs w:val="17"/>
               </w:rPr>
               <w:t xml:space="preserve">Hint  </w:t>
@@ -1368,7 +1372,7 @@
                 <w:rFonts w:ascii="Avenir Next" w:hAnsi="Avenir Next" w:cs="Avenir Next" w:eastAsia="Avenir Next"/>
                 <w:i/>
                 <w:color w:val="5A5F66"/>
-                <w:sz w:val="17"/>
+                <w:sz w:val="22"/>
                 <w:szCs w:val="17"/>
               </w:rPr>
               <w:t xml:space="preserve">Does the middle value move?</w:t>
@@ -1422,25 +1426,25 @@
                       <w:rFonts w:ascii="Avenir Next" w:hAnsi="Avenir Next" w:cs="Avenir Next" w:eastAsia="Avenir Next"/>
                       <w:b/>
                       <w:color w:val="003A70"/>
+                      <w:sz w:val="22"/>
+                      <w:szCs w:val="20"/>
+                    </w:rPr>
+                    <w:t xml:space="preserve">a.</w:t>
+                  </w:r>
+                  <w:r>
+                    <w:rPr>
+                      <w:rFonts w:ascii="Avenir Next" w:hAnsi="Avenir Next" w:cs="Avenir Next" w:eastAsia="Avenir Next"/>
+                      <w:color w:val="1A1A1A"/>
                       <w:sz w:val="20"/>
                       <w:szCs w:val="20"/>
                     </w:rPr>
-                    <w:t xml:space="preserve">a.</w:t>
-                  </w:r>
-                  <w:r>
-                    <w:rPr>
-                      <w:rFonts w:ascii="Avenir Next" w:hAnsi="Avenir Next" w:cs="Avenir Next" w:eastAsia="Avenir Next"/>
-                      <w:color w:val="1A1A1A"/>
-                      <w:sz w:val="20"/>
-                      <w:szCs w:val="20"/>
-                    </w:rPr>
                     <w:tab/>
                   </w:r>
                   <w:r>
                     <w:rPr>
                       <w:rFonts w:ascii="Avenir Next" w:hAnsi="Avenir Next" w:cs="Avenir Next" w:eastAsia="Avenir Next"/>
                       <w:color w:val="1A1A1A"/>
-                      <w:sz w:val="20"/>
+                      <w:sz w:val="22"/>
                       <w:szCs w:val="20"/>
                     </w:rPr>
                     <w:t xml:space="preserve">Median:</w:t>
@@ -1490,25 +1494,25 @@
                       <w:rFonts w:ascii="Avenir Next" w:hAnsi="Avenir Next" w:cs="Avenir Next" w:eastAsia="Avenir Next"/>
                       <w:b/>
                       <w:color w:val="003A70"/>
+                      <w:sz w:val="22"/>
+                      <w:szCs w:val="20"/>
+                    </w:rPr>
+                    <w:t xml:space="preserve">b.</w:t>
+                  </w:r>
+                  <w:r>
+                    <w:rPr>
+                      <w:rFonts w:ascii="Avenir Next" w:hAnsi="Avenir Next" w:cs="Avenir Next" w:eastAsia="Avenir Next"/>
+                      <w:color w:val="1A1A1A"/>
                       <w:sz w:val="20"/>
                       <w:szCs w:val="20"/>
                     </w:rPr>
-                    <w:t xml:space="preserve">b.</w:t>
-                  </w:r>
-                  <w:r>
-                    <w:rPr>
-                      <w:rFonts w:ascii="Avenir Next" w:hAnsi="Avenir Next" w:cs="Avenir Next" w:eastAsia="Avenir Next"/>
-                      <w:color w:val="1A1A1A"/>
-                      <w:sz w:val="20"/>
-                      <w:szCs w:val="20"/>
-                    </w:rPr>
                     <w:tab/>
                   </w:r>
                   <w:r>
                     <w:rPr>
                       <w:rFonts w:ascii="Avenir Next" w:hAnsi="Avenir Next" w:cs="Avenir Next" w:eastAsia="Avenir Next"/>
                       <w:color w:val="1A1A1A"/>
-                      <w:sz w:val="20"/>
+                      <w:sz w:val="22"/>
                       <w:szCs w:val="20"/>
                     </w:rPr>
                     <w:t xml:space="preserve">Median if 52 becomes 9:</w:t>
@@ -1538,7 +1542,7 @@
           </w:tbl>
           <w:p>
             <w:pPr>
-              <w:spacing w:before="0" w:after="0" w:line="24" w:lineRule="auto"/>
+              <w:spacing w:before="0" w:after="0" w:line="50" w:lineRule="exact"/>
             </w:pPr>
           </w:p>
         </w:tc>
@@ -1546,12 +1550,12 @@
     </w:tbl>
     <w:p>
       <w:pPr>
-        <w:spacing w:before="0" w:after="0" w:line="20" w:lineRule="exact"/>
+        <w:spacing w:before="0" w:after="0" w:line="50" w:lineRule="exact"/>
       </w:pPr>
     </w:p>
     <w:p>
       <w:pPr>
-        <w:spacing w:before="0" w:after="0" w:line="20" w:lineRule="exact"/>
+        <w:spacing w:before="0" w:after="0" w:line="50" w:lineRule="exact"/>
       </w:pPr>
     </w:p>
     <w:tbl>
@@ -1601,18 +1605,18 @@
                 <w:rFonts w:ascii="Avenir Next" w:hAnsi="Avenir Next" w:cs="Avenir Next" w:eastAsia="Avenir Next"/>
                 <w:b/>
                 <w:color w:val="1A1A1A"/>
+                <w:sz w:val="22"/>
+                <w:szCs w:val="20"/>
+              </w:rPr>
+              <w:t xml:space="preserve">4.</w:t>
+            </w:r>
+            <w:r>
+              <w:rPr>
+                <w:rFonts w:ascii="Avenir Next" w:hAnsi="Avenir Next" w:cs="Avenir Next" w:eastAsia="Avenir Next"/>
+                <w:color w:val="1A1A1A"/>
                 <w:sz w:val="20"/>
                 <w:szCs w:val="20"/>
               </w:rPr>
-              <w:t xml:space="preserve">4.</w:t>
-            </w:r>
-            <w:r>
-              <w:rPr>
-                <w:rFonts w:ascii="Avenir Next" w:hAnsi="Avenir Next" w:cs="Avenir Next" w:eastAsia="Avenir Next"/>
-                <w:color w:val="1A1A1A"/>
-                <w:sz w:val="20"/>
-                <w:szCs w:val="20"/>
-              </w:rPr>
               <w:tab/>
             </w:r>
             <w:r>
@@ -1620,7 +1624,7 @@
                 <w:rFonts w:ascii="Avenir Next" w:hAnsi="Avenir Next" w:cs="Avenir Next" w:eastAsia="Avenir Next"/>
                 <w:b/>
                 <w:color w:val="1A1A1A"/>
-                <w:sz w:val="20"/>
+                <w:sz w:val="22"/>
                 <w:szCs w:val="20"/>
               </w:rPr>
               <w:t xml:space="preserve">Concert Tickets.  </w:t>
@@ -1629,7 +1633,7 @@
               <w:rPr>
                 <w:rFonts w:ascii="Avenir Next" w:hAnsi="Avenir Next" w:cs="Avenir Next" w:eastAsia="Avenir Next"/>
                 <w:color w:val="1A1A1A"/>
-                <w:sz w:val="20"/>
+                <w:sz w:val="22"/>
                 <w:szCs w:val="20"/>
               </w:rPr>
               <w:t xml:space="preserve">Seven tickets cost 58, 62, 55, 60, 64, 57, 210 dollars. Find the median price. Why does it describe a typical ticket better than the largest price?</w:t>
@@ -1637,7 +1641,7 @@
           </w:p>
           <w:p>
             <w:pPr>
-              <w:spacing w:before="0" w:after="0" w:line="60" w:lineRule="auto"/>
+              <w:spacing w:before="0" w:after="0" w:line="50" w:lineRule="exact"/>
             </w:pPr>
           </w:p>
           <w:tbl>
@@ -1706,25 +1710,25 @@
                 <w:rFonts w:ascii="Avenir Next" w:hAnsi="Avenir Next" w:cs="Avenir Next" w:eastAsia="Avenir Next"/>
                 <w:b/>
                 <w:color w:val="1A1A1A"/>
+                <w:sz w:val="22"/>
+                <w:szCs w:val="18"/>
+              </w:rPr>
+              <w:t xml:space="preserve">Answer</w:t>
+            </w:r>
+            <w:r>
+              <w:rPr>
+                <w:rFonts w:ascii="Avenir Next" w:hAnsi="Avenir Next" w:cs="Avenir Next" w:eastAsia="Avenir Next"/>
+                <w:color w:val="1A1A1A"/>
                 <w:sz w:val="18"/>
                 <w:szCs w:val="18"/>
               </w:rPr>
-              <w:t xml:space="preserve">Answer</w:t>
-            </w:r>
-            <w:r>
-              <w:rPr>
-                <w:rFonts w:ascii="Avenir Next" w:hAnsi="Avenir Next" w:cs="Avenir Next" w:eastAsia="Avenir Next"/>
-                <w:color w:val="1A1A1A"/>
-                <w:sz w:val="18"/>
-                <w:szCs w:val="18"/>
-              </w:rPr>
               <w:tab/>
             </w:r>
             <w:r>
               <w:rPr>
                 <w:rFonts w:ascii="Avenir Next" w:hAnsi="Avenir Next" w:cs="Avenir Next" w:eastAsia="Avenir Next"/>
                 <w:color w:val="1A1A1A"/>
-                <w:sz w:val="18"/>
+                <w:sz w:val="22"/>
                 <w:szCs w:val="18"/>
               </w:rPr>
               <w:t xml:space="preserve">  dollars</w:t>
@@ -1735,12 +1739,12 @@
     </w:tbl>
     <w:p>
       <w:pPr>
-        <w:spacing w:before="0" w:after="0" w:line="20" w:lineRule="exact"/>
+        <w:spacing w:before="0" w:after="0" w:line="50" w:lineRule="exact"/>
       </w:pPr>
     </w:p>
     <w:p>
       <w:pPr>
-        <w:spacing w:before="0" w:after="0" w:line="20" w:lineRule="exact"/>
+        <w:spacing w:before="0" w:after="0" w:line="50" w:lineRule="exact"/>
       </w:pPr>
     </w:p>
     <w:tbl>
@@ -1790,18 +1794,18 @@
                 <w:rFonts w:ascii="Avenir Next" w:hAnsi="Avenir Next" w:cs="Avenir Next" w:eastAsia="Avenir Next"/>
                 <w:b/>
                 <w:color w:val="1A1A1A"/>
+                <w:sz w:val="22"/>
+                <w:szCs w:val="20"/>
+              </w:rPr>
+              <w:t xml:space="preserve">5.</w:t>
+            </w:r>
+            <w:r>
+              <w:rPr>
+                <w:rFonts w:ascii="Avenir Next" w:hAnsi="Avenir Next" w:cs="Avenir Next" w:eastAsia="Avenir Next"/>
+                <w:color w:val="1A1A1A"/>
                 <w:sz w:val="20"/>
                 <w:szCs w:val="20"/>
               </w:rPr>
-              <w:t xml:space="preserve">5.</w:t>
-            </w:r>
-            <w:r>
-              <w:rPr>
-                <w:rFonts w:ascii="Avenir Next" w:hAnsi="Avenir Next" w:cs="Avenir Next" w:eastAsia="Avenir Next"/>
-                <w:color w:val="1A1A1A"/>
-                <w:sz w:val="20"/>
-                <w:szCs w:val="20"/>
-              </w:rPr>
               <w:tab/>
             </w:r>
             <w:r>
@@ -1809,7 +1813,7 @@
                 <w:rFonts w:ascii="Avenir Next" w:hAnsi="Avenir Next" w:cs="Avenir Next" w:eastAsia="Avenir Next"/>
                 <w:b/>
                 <w:color w:val="1A1A1A"/>
-                <w:sz w:val="20"/>
+                <w:sz w:val="22"/>
                 <w:szCs w:val="20"/>
               </w:rPr>
               <w:t xml:space="preserve">Bigger Outlier.  </w:t>
@@ -1818,7 +1822,7 @@
               <w:rPr>
                 <w:rFonts w:ascii="Avenir Next" w:hAnsi="Avenir Next" w:cs="Avenir Next" w:eastAsia="Avenir Next"/>
                 <w:color w:val="1A1A1A"/>
-                <w:sz w:val="20"/>
+                <w:sz w:val="22"/>
                 <w:szCs w:val="20"/>
               </w:rPr>
               <w:t xml:space="preserve">A set of 9 wait times has a median of 48 minutes. Its largest value, 300 minutes, changes to 500 minutes. What happens to the median?</w:t>
@@ -1835,7 +1839,7 @@
                 <w:rFonts w:ascii="Avenir Next" w:hAnsi="Avenir Next" w:cs="Avenir Next" w:eastAsia="Avenir Next"/>
                 <w:b/>
                 <w:color w:val="003A70"/>
-                <w:sz w:val="17"/>
+                <w:sz w:val="22"/>
                 <w:szCs w:val="17"/>
               </w:rPr>
               <w:t xml:space="preserve">Hint  </w:t>
@@ -1845,7 +1849,7 @@
                 <w:rFonts w:ascii="Avenir Next" w:hAnsi="Avenir Next" w:cs="Avenir Next" w:eastAsia="Avenir Next"/>
                 <w:i/>
                 <w:color w:val="5A5F66"/>
-                <w:sz w:val="17"/>
+                <w:sz w:val="22"/>
                 <w:szCs w:val="17"/>
               </w:rPr>
               <w:t xml:space="preserve">Does the order of the values change?</w:t>
@@ -1914,7 +1918,7 @@
                     <w:rPr>
                       <w:rFonts w:ascii="Avenir Next" w:hAnsi="Avenir Next" w:cs="Avenir Next" w:eastAsia="Avenir Next"/>
                       <w:color w:val="1A1A1A"/>
-                      <w:sz w:val="19"/>
+                      <w:sz w:val="22"/>
                       <w:szCs w:val="19"/>
                     </w:rPr>
                     <w:t xml:space="preserve">It goes up.</w:t>
@@ -1953,7 +1957,7 @@
                     <w:rPr>
                       <w:rFonts w:ascii="Avenir Next" w:hAnsi="Avenir Next" w:cs="Avenir Next" w:eastAsia="Avenir Next"/>
                       <w:color w:val="1A1A1A"/>
-                      <w:sz w:val="19"/>
+                      <w:sz w:val="22"/>
                       <w:szCs w:val="19"/>
                     </w:rPr>
                     <w:t xml:space="preserve">It stays the same.</w:t>
@@ -1992,7 +1996,7 @@
                     <w:rPr>
                       <w:rFonts w:ascii="Avenir Next" w:hAnsi="Avenir Next" w:cs="Avenir Next" w:eastAsia="Avenir Next"/>
                       <w:color w:val="1A1A1A"/>
-                      <w:sz w:val="19"/>
+                      <w:sz w:val="22"/>
                       <w:szCs w:val="19"/>
                     </w:rPr>
                     <w:t xml:space="preserve">It goes down.</w:t>
@@ -2014,7 +2018,7 @@
                 <w:rFonts w:ascii="Avenir Next" w:hAnsi="Avenir Next" w:cs="Avenir Next" w:eastAsia="Avenir Next"/>
                 <w:b/>
                 <w:color w:val="1A1A1A"/>
-                <w:sz w:val="18"/>
+                <w:sz w:val="22"/>
                 <w:szCs w:val="18"/>
               </w:rPr>
               <w:t xml:space="preserve">Why</w:t>
@@ -2034,12 +2038,12 @@
     </w:tbl>
     <w:p>
       <w:pPr>
-        <w:spacing w:before="0" w:after="0" w:line="20" w:lineRule="exact"/>
+        <w:spacing w:before="0" w:after="0" w:line="50" w:lineRule="exact"/>
       </w:pPr>
     </w:p>
     <w:p>
       <w:pPr>
-        <w:spacing w:before="0" w:after="0" w:line="20" w:lineRule="exact"/>
+        <w:spacing w:before="0" w:after="0" w:line="50" w:lineRule="exact"/>
       </w:pPr>
     </w:p>
     <w:tbl>
@@ -2089,18 +2093,18 @@
                 <w:rFonts w:ascii="Avenir Next" w:hAnsi="Avenir Next" w:cs="Avenir Next" w:eastAsia="Avenir Next"/>
                 <w:b/>
                 <w:color w:val="1A1A1A"/>
+                <w:sz w:val="22"/>
+                <w:szCs w:val="20"/>
+              </w:rPr>
+              <w:t xml:space="preserve">6.</w:t>
+            </w:r>
+            <w:r>
+              <w:rPr>
+                <w:rFonts w:ascii="Avenir Next" w:hAnsi="Avenir Next" w:cs="Avenir Next" w:eastAsia="Avenir Next"/>
+                <w:color w:val="1A1A1A"/>
                 <w:sz w:val="20"/>
                 <w:szCs w:val="20"/>
               </w:rPr>
-              <w:t xml:space="preserve">6.</w:t>
-            </w:r>
-            <w:r>
-              <w:rPr>
-                <w:rFonts w:ascii="Avenir Next" w:hAnsi="Avenir Next" w:cs="Avenir Next" w:eastAsia="Avenir Next"/>
-                <w:color w:val="1A1A1A"/>
-                <w:sz w:val="20"/>
-                <w:szCs w:val="20"/>
-              </w:rPr>
               <w:tab/>
             </w:r>
             <w:r>
@@ -2108,7 +2112,7 @@
                 <w:rFonts w:ascii="Avenir Next" w:hAnsi="Avenir Next" w:cs="Avenir Next" w:eastAsia="Avenir Next"/>
                 <w:b/>
                 <w:color w:val="1A1A1A"/>
-                <w:sz w:val="20"/>
+                <w:sz w:val="22"/>
                 <w:szCs w:val="20"/>
               </w:rPr>
               <w:t xml:space="preserve">Low Outlier.</w:t>
@@ -2117,7 +2121,7 @@
               <w:rPr>
                 <w:rFonts w:ascii="Avenir Next" w:hAnsi="Avenir Next" w:cs="Avenir Next" w:eastAsia="Avenir Next"/>
                 <w:color w:val="1A1A1A"/>
-                <w:sz w:val="20"/>
+                <w:sz w:val="22"/>
                 <w:szCs w:val="20"/>
               </w:rPr>
               <w:t xml:space="preserve">  Daily step counts (hundreds): 82, 86, 90, 88, 84, 92, 5.</w:t>
@@ -2172,25 +2176,25 @@
                       <w:rFonts w:ascii="Avenir Next" w:hAnsi="Avenir Next" w:cs="Avenir Next" w:eastAsia="Avenir Next"/>
                       <w:b/>
                       <w:color w:val="003A70"/>
+                      <w:sz w:val="22"/>
+                      <w:szCs w:val="20"/>
+                    </w:rPr>
+                    <w:t xml:space="preserve">a.</w:t>
+                  </w:r>
+                  <w:r>
+                    <w:rPr>
+                      <w:rFonts w:ascii="Avenir Next" w:hAnsi="Avenir Next" w:cs="Avenir Next" w:eastAsia="Avenir Next"/>
+                      <w:color w:val="1A1A1A"/>
                       <w:sz w:val="20"/>
                       <w:szCs w:val="20"/>
                     </w:rPr>
-                    <w:t xml:space="preserve">a.</w:t>
-                  </w:r>
-                  <w:r>
-                    <w:rPr>
-                      <w:rFonts w:ascii="Avenir Next" w:hAnsi="Avenir Next" w:cs="Avenir Next" w:eastAsia="Avenir Next"/>
-                      <w:color w:val="1A1A1A"/>
-                      <w:sz w:val="20"/>
-                      <w:szCs w:val="20"/>
-                    </w:rPr>
                     <w:tab/>
                   </w:r>
                   <w:r>
                     <w:rPr>
                       <w:rFonts w:ascii="Avenir Next" w:hAnsi="Avenir Next" w:cs="Avenir Next" w:eastAsia="Avenir Next"/>
                       <w:color w:val="1A1A1A"/>
-                      <w:sz w:val="20"/>
+                      <w:sz w:val="22"/>
                       <w:szCs w:val="20"/>
                     </w:rPr>
                     <w:t xml:space="preserve">Median:</w:t>
@@ -2234,25 +2238,25 @@
                       <w:rFonts w:ascii="Avenir Next" w:hAnsi="Avenir Next" w:cs="Avenir Next" w:eastAsia="Avenir Next"/>
                       <w:b/>
                       <w:color w:val="003A70"/>
+                      <w:sz w:val="22"/>
+                      <w:szCs w:val="20"/>
+                    </w:rPr>
+                    <w:t xml:space="preserve">b.</w:t>
+                  </w:r>
+                  <w:r>
+                    <w:rPr>
+                      <w:rFonts w:ascii="Avenir Next" w:hAnsi="Avenir Next" w:cs="Avenir Next" w:eastAsia="Avenir Next"/>
+                      <w:color w:val="1A1A1A"/>
                       <w:sz w:val="20"/>
                       <w:szCs w:val="20"/>
                     </w:rPr>
-                    <w:t xml:space="preserve">b.</w:t>
-                  </w:r>
-                  <w:r>
-                    <w:rPr>
-                      <w:rFonts w:ascii="Avenir Next" w:hAnsi="Avenir Next" w:cs="Avenir Next" w:eastAsia="Avenir Next"/>
-                      <w:color w:val="1A1A1A"/>
-                      <w:sz w:val="20"/>
-                      <w:szCs w:val="20"/>
-                    </w:rPr>
                     <w:tab/>
                   </w:r>
                   <w:r>
                     <w:rPr>
                       <w:rFonts w:ascii="Avenir Next" w:hAnsi="Avenir Next" w:cs="Avenir Next" w:eastAsia="Avenir Next"/>
                       <w:color w:val="1A1A1A"/>
-                      <w:sz w:val="20"/>
+                      <w:sz w:val="22"/>
                       <w:szCs w:val="20"/>
                     </w:rPr>
                     <w:t xml:space="preserve">Median if 5 drops to 1:</w:t>
@@ -2282,7 +2286,7 @@
           </w:tbl>
           <w:p>
             <w:pPr>
-              <w:spacing w:before="0" w:after="0" w:line="24" w:lineRule="auto"/>
+              <w:spacing w:before="0" w:after="0" w:line="50" w:lineRule="exact"/>
             </w:pPr>
           </w:p>
         </w:tc>
@@ -2290,12 +2294,12 @@
     </w:tbl>
     <w:p>
       <w:pPr>
-        <w:spacing w:before="0" w:after="0" w:line="20" w:lineRule="exact"/>
+        <w:spacing w:before="0" w:after="0" w:line="50" w:lineRule="exact"/>
       </w:pPr>
     </w:p>
     <w:p>
       <w:pPr>
-        <w:spacing w:before="0" w:after="0" w:line="20" w:lineRule="exact"/>
+        <w:spacing w:before="0" w:after="0" w:line="50" w:lineRule="exact"/>
       </w:pPr>
     </w:p>
     <w:tbl>
@@ -2345,18 +2349,18 @@
                 <w:rFonts w:ascii="Avenir Next" w:hAnsi="Avenir Next" w:cs="Avenir Next" w:eastAsia="Avenir Next"/>
                 <w:b/>
                 <w:color w:val="1A1A1A"/>
+                <w:sz w:val="22"/>
+                <w:szCs w:val="20"/>
+              </w:rPr>
+              <w:t xml:space="preserve">7.</w:t>
+            </w:r>
+            <w:r>
+              <w:rPr>
+                <w:rFonts w:ascii="Avenir Next" w:hAnsi="Avenir Next" w:cs="Avenir Next" w:eastAsia="Avenir Next"/>
+                <w:color w:val="1A1A1A"/>
                 <w:sz w:val="20"/>
                 <w:szCs w:val="20"/>
               </w:rPr>
-              <w:t xml:space="preserve">7.</w:t>
-            </w:r>
-            <w:r>
-              <w:rPr>
-                <w:rFonts w:ascii="Avenir Next" w:hAnsi="Avenir Next" w:cs="Avenir Next" w:eastAsia="Avenir Next"/>
-                <w:color w:val="1A1A1A"/>
-                <w:sz w:val="20"/>
-                <w:szCs w:val="20"/>
-              </w:rPr>
               <w:tab/>
             </w:r>
             <w:r>
@@ -2364,7 +2368,7 @@
                 <w:rFonts w:ascii="Avenir Next" w:hAnsi="Avenir Next" w:cs="Avenir Next" w:eastAsia="Avenir Next"/>
                 <w:b/>
                 <w:color w:val="1A1A1A"/>
-                <w:sz w:val="20"/>
+                <w:sz w:val="22"/>
                 <w:szCs w:val="20"/>
               </w:rPr>
               <w:t xml:space="preserve">Weekly Tips.  </w:t>
@@ -2373,7 +2377,7 @@
               <w:rPr>
                 <w:rFonts w:ascii="Avenir Next" w:hAnsi="Avenir Next" w:cs="Avenir Next" w:eastAsia="Avenir Next"/>
                 <w:color w:val="1A1A1A"/>
-                <w:sz w:val="20"/>
+                <w:sz w:val="22"/>
                 <w:szCs w:val="20"/>
               </w:rPr>
               <w:t xml:space="preserve">Seven days of tips (dollars): 22, 18, 25, 20, 27, 24, 96. The mean is $33.14.</w:t>
@@ -2390,7 +2394,7 @@
                 <w:rFonts w:ascii="Avenir Next" w:hAnsi="Avenir Next" w:cs="Avenir Next" w:eastAsia="Avenir Next"/>
                 <w:b/>
                 <w:color w:val="003A70"/>
-                <w:sz w:val="17"/>
+                <w:sz w:val="22"/>
                 <w:szCs w:val="17"/>
               </w:rPr>
               <w:t xml:space="preserve">Hint  </w:t>
@@ -2400,7 +2404,7 @@
                 <w:rFonts w:ascii="Avenir Next" w:hAnsi="Avenir Next" w:cs="Avenir Next" w:eastAsia="Avenir Next"/>
                 <w:i/>
                 <w:color w:val="5A5F66"/>
-                <w:sz w:val="17"/>
+                <w:sz w:val="22"/>
                 <w:szCs w:val="17"/>
               </w:rPr>
               <w:t xml:space="preserve">Compare the mean with most of the values.</w:t>
@@ -2420,10 +2424,28 @@
                 <w:rFonts w:ascii="Avenir Next" w:hAnsi="Avenir Next" w:cs="Avenir Next" w:eastAsia="Avenir Next"/>
                 <w:b/>
                 <w:color w:val="003A70"/>
+                <w:sz w:val="22"/>
+                <w:szCs w:val="20"/>
+              </w:rPr>
+              <w:t xml:space="preserve">a.</w:t>
+            </w:r>
+            <w:r>
+              <w:rPr>
+                <w:rFonts w:ascii="Avenir Next" w:hAnsi="Avenir Next" w:cs="Avenir Next" w:eastAsia="Avenir Next"/>
+                <w:color w:val="1A1A1A"/>
                 <w:sz w:val="20"/>
                 <w:szCs w:val="20"/>
               </w:rPr>
-              <w:t xml:space="preserve">a.</w:t>
+              <w:tab/>
+            </w:r>
+            <w:r>
+              <w:rPr>
+                <w:rFonts w:ascii="Avenir Next" w:hAnsi="Avenir Next" w:cs="Avenir Next" w:eastAsia="Avenir Next"/>
+                <w:color w:val="1A1A1A"/>
+                <w:sz w:val="22"/>
+                <w:szCs w:val="20"/>
+              </w:rPr>
+              <w:t xml:space="preserve">Median:</w:t>
             </w:r>
             <w:r>
               <w:rPr>
@@ -2432,7 +2454,7 @@
                 <w:sz w:val="20"/>
                 <w:szCs w:val="20"/>
               </w:rPr>
-              <w:tab/>
+              <w:t xml:space="preserve">  </w:t>
             </w:r>
             <w:r>
               <w:rPr>
@@ -2440,24 +2462,6 @@
                 <w:color w:val="1A1A1A"/>
                 <w:sz w:val="20"/>
                 <w:szCs w:val="20"/>
-              </w:rPr>
-              <w:t xml:space="preserve">Median:</w:t>
-            </w:r>
-            <w:r>
-              <w:rPr>
-                <w:rFonts w:ascii="Avenir Next" w:hAnsi="Avenir Next" w:cs="Avenir Next" w:eastAsia="Avenir Next"/>
-                <w:color w:val="1A1A1A"/>
-                <w:sz w:val="20"/>
-                <w:szCs w:val="20"/>
-              </w:rPr>
-              <w:t xml:space="preserve">  </w:t>
-            </w:r>
-            <w:r>
-              <w:rPr>
-                <w:rFonts w:ascii="Avenir Next" w:hAnsi="Avenir Next" w:cs="Avenir Next" w:eastAsia="Avenir Next"/>
-                <w:color w:val="1A1A1A"/>
-                <w:sz w:val="20"/>
-                <w:szCs w:val="20"/>
                 <w:u w:val="single"/>
               </w:rPr>
               <w:t xml:space="preserve">                </w:t>
@@ -2466,7 +2470,7 @@
               <w:rPr>
                 <w:rFonts w:ascii="Avenir Next" w:hAnsi="Avenir Next" w:cs="Avenir Next" w:eastAsia="Avenir Next"/>
                 <w:color w:val="1A1A1A"/>
-                <w:sz w:val="20"/>
+                <w:sz w:val="22"/>
                 <w:szCs w:val="20"/>
               </w:rPr>
               <w:t xml:space="preserve"> dollars</w:t>
@@ -2486,10 +2490,28 @@
                 <w:rFonts w:ascii="Avenir Next" w:hAnsi="Avenir Next" w:cs="Avenir Next" w:eastAsia="Avenir Next"/>
                 <w:b/>
                 <w:color w:val="003A70"/>
+                <w:sz w:val="22"/>
+                <w:szCs w:val="20"/>
+              </w:rPr>
+              <w:t xml:space="preserve">b.</w:t>
+            </w:r>
+            <w:r>
+              <w:rPr>
+                <w:rFonts w:ascii="Avenir Next" w:hAnsi="Avenir Next" w:cs="Avenir Next" w:eastAsia="Avenir Next"/>
+                <w:color w:val="1A1A1A"/>
                 <w:sz w:val="20"/>
                 <w:szCs w:val="20"/>
               </w:rPr>
-              <w:t xml:space="preserve">b.</w:t>
+              <w:tab/>
+            </w:r>
+            <w:r>
+              <w:rPr>
+                <w:rFonts w:ascii="Avenir Next" w:hAnsi="Avenir Next" w:cs="Avenir Next" w:eastAsia="Avenir Next"/>
+                <w:color w:val="1A1A1A"/>
+                <w:sz w:val="22"/>
+                <w:szCs w:val="20"/>
+              </w:rPr>
+              <w:t xml:space="preserve">Outlier:</w:t>
             </w:r>
             <w:r>
               <w:rPr>
@@ -2498,7 +2520,7 @@
                 <w:sz w:val="20"/>
                 <w:szCs w:val="20"/>
               </w:rPr>
-              <w:tab/>
+              <w:t xml:space="preserve">  </w:t>
             </w:r>
             <w:r>
               <w:rPr>
@@ -2506,24 +2528,6 @@
                 <w:color w:val="1A1A1A"/>
                 <w:sz w:val="20"/>
                 <w:szCs w:val="20"/>
-              </w:rPr>
-              <w:t xml:space="preserve">Outlier:</w:t>
-            </w:r>
-            <w:r>
-              <w:rPr>
-                <w:rFonts w:ascii="Avenir Next" w:hAnsi="Avenir Next" w:cs="Avenir Next" w:eastAsia="Avenir Next"/>
-                <w:color w:val="1A1A1A"/>
-                <w:sz w:val="20"/>
-                <w:szCs w:val="20"/>
-              </w:rPr>
-              <w:t xml:space="preserve">  </w:t>
-            </w:r>
-            <w:r>
-              <w:rPr>
-                <w:rFonts w:ascii="Avenir Next" w:hAnsi="Avenir Next" w:cs="Avenir Next" w:eastAsia="Avenir Next"/>
-                <w:color w:val="1A1A1A"/>
-                <w:sz w:val="20"/>
-                <w:szCs w:val="20"/>
                 <w:u w:val="single"/>
               </w:rPr>
               <w:t xml:space="preserve">                </w:t>
@@ -2532,7 +2536,7 @@
               <w:rPr>
                 <w:rFonts w:ascii="Avenir Next" w:hAnsi="Avenir Next" w:cs="Avenir Next" w:eastAsia="Avenir Next"/>
                 <w:color w:val="1A1A1A"/>
-                <w:sz w:val="20"/>
+                <w:sz w:val="22"/>
                 <w:szCs w:val="20"/>
               </w:rPr>
               <w:t xml:space="preserve"> dollars</w:t>
@@ -2552,25 +2556,25 @@
                 <w:rFonts w:ascii="Avenir Next" w:hAnsi="Avenir Next" w:cs="Avenir Next" w:eastAsia="Avenir Next"/>
                 <w:b/>
                 <w:color w:val="003A70"/>
+                <w:sz w:val="22"/>
+                <w:szCs w:val="20"/>
+              </w:rPr>
+              <w:t xml:space="preserve">c.</w:t>
+            </w:r>
+            <w:r>
+              <w:rPr>
+                <w:rFonts w:ascii="Avenir Next" w:hAnsi="Avenir Next" w:cs="Avenir Next" w:eastAsia="Avenir Next"/>
+                <w:color w:val="1A1A1A"/>
                 <w:sz w:val="20"/>
                 <w:szCs w:val="20"/>
               </w:rPr>
-              <w:t xml:space="preserve">c.</w:t>
-            </w:r>
-            <w:r>
-              <w:rPr>
-                <w:rFonts w:ascii="Avenir Next" w:hAnsi="Avenir Next" w:cs="Avenir Next" w:eastAsia="Avenir Next"/>
-                <w:color w:val="1A1A1A"/>
-                <w:sz w:val="20"/>
-                <w:szCs w:val="20"/>
-              </w:rPr>
               <w:tab/>
             </w:r>
             <w:r>
               <w:rPr>
                 <w:rFonts w:ascii="Avenir Next" w:hAnsi="Avenir Next" w:cs="Avenir Next" w:eastAsia="Avenir Next"/>
                 <w:color w:val="1A1A1A"/>
-                <w:sz w:val="20"/>
+                <w:sz w:val="22"/>
                 <w:szCs w:val="20"/>
               </w:rPr>
               <w:t xml:space="preserve">Which describes a typical day better, the mean or the median? Why?</w:t>
@@ -2581,12 +2585,12 @@
     </w:tbl>
     <w:p>
       <w:pPr>
-        <w:spacing w:before="0" w:after="0" w:line="20" w:lineRule="exact"/>
+        <w:spacing w:before="0" w:after="0" w:line="50" w:lineRule="exact"/>
       </w:pPr>
     </w:p>
     <w:p>
       <w:pPr>
-        <w:spacing w:before="0" w:after="0" w:line="20" w:lineRule="exact"/>
+        <w:spacing w:before="0" w:after="0" w:line="50" w:lineRule="exact"/>
       </w:pPr>
     </w:p>
     <w:tbl>
@@ -2636,18 +2640,18 @@
                 <w:rFonts w:ascii="Avenir Next" w:hAnsi="Avenir Next" w:cs="Avenir Next" w:eastAsia="Avenir Next"/>
                 <w:b/>
                 <w:color w:val="1A1A1A"/>
+                <w:sz w:val="22"/>
+                <w:szCs w:val="20"/>
+              </w:rPr>
+              <w:t xml:space="preserve">8.</w:t>
+            </w:r>
+            <w:r>
+              <w:rPr>
+                <w:rFonts w:ascii="Avenir Next" w:hAnsi="Avenir Next" w:cs="Avenir Next" w:eastAsia="Avenir Next"/>
+                <w:color w:val="1A1A1A"/>
                 <w:sz w:val="20"/>
                 <w:szCs w:val="20"/>
               </w:rPr>
-              <w:t xml:space="preserve">8.</w:t>
-            </w:r>
-            <w:r>
-              <w:rPr>
-                <w:rFonts w:ascii="Avenir Next" w:hAnsi="Avenir Next" w:cs="Avenir Next" w:eastAsia="Avenir Next"/>
-                <w:color w:val="1A1A1A"/>
-                <w:sz w:val="20"/>
-                <w:szCs w:val="20"/>
-              </w:rPr>
               <w:tab/>
             </w:r>
             <w:r>
@@ -2655,7 +2659,7 @@
                 <w:rFonts w:ascii="Avenir Next" w:hAnsi="Avenir Next" w:cs="Avenir Next" w:eastAsia="Avenir Next"/>
                 <w:b/>
                 <w:color w:val="1A1A1A"/>
-                <w:sz w:val="20"/>
+                <w:sz w:val="22"/>
                 <w:szCs w:val="20"/>
               </w:rPr>
               <w:t xml:space="preserve">Shop Salaries.  </w:t>
@@ -2664,7 +2668,7 @@
               <w:rPr>
                 <w:rFonts w:ascii="Avenir Next" w:hAnsi="Avenir Next" w:cs="Avenir Next" w:eastAsia="Avenir Next"/>
                 <w:color w:val="1A1A1A"/>
-                <w:sz w:val="20"/>
+                <w:sz w:val="22"/>
                 <w:szCs w:val="20"/>
               </w:rPr>
               <w:t xml:space="preserve">Six workers earn $28,000, $30,000, $31,000, $29,000, $32,000 and $210,000.</w:t>
@@ -2684,10 +2688,28 @@
                 <w:rFonts w:ascii="Avenir Next" w:hAnsi="Avenir Next" w:cs="Avenir Next" w:eastAsia="Avenir Next"/>
                 <w:b/>
                 <w:color w:val="003A70"/>
+                <w:sz w:val="22"/>
+                <w:szCs w:val="20"/>
+              </w:rPr>
+              <w:t xml:space="preserve">a.</w:t>
+            </w:r>
+            <w:r>
+              <w:rPr>
+                <w:rFonts w:ascii="Avenir Next" w:hAnsi="Avenir Next" w:cs="Avenir Next" w:eastAsia="Avenir Next"/>
+                <w:color w:val="1A1A1A"/>
                 <w:sz w:val="20"/>
                 <w:szCs w:val="20"/>
               </w:rPr>
-              <w:t xml:space="preserve">a.</w:t>
+              <w:tab/>
+            </w:r>
+            <w:r>
+              <w:rPr>
+                <w:rFonts w:ascii="Avenir Next" w:hAnsi="Avenir Next" w:cs="Avenir Next" w:eastAsia="Avenir Next"/>
+                <w:color w:val="1A1A1A"/>
+                <w:sz w:val="22"/>
+                <w:szCs w:val="20"/>
+              </w:rPr>
+              <w:t xml:space="preserve">Find the median salary.</w:t>
             </w:r>
             <w:r>
               <w:rPr>
@@ -2696,7 +2718,7 @@
                 <w:sz w:val="20"/>
                 <w:szCs w:val="20"/>
               </w:rPr>
-              <w:tab/>
+              <w:t xml:space="preserve">  </w:t>
             </w:r>
             <w:r>
               <w:rPr>
@@ -2704,24 +2726,6 @@
                 <w:color w:val="1A1A1A"/>
                 <w:sz w:val="20"/>
                 <w:szCs w:val="20"/>
-              </w:rPr>
-              <w:t xml:space="preserve">Find the median salary.</w:t>
-            </w:r>
-            <w:r>
-              <w:rPr>
-                <w:rFonts w:ascii="Avenir Next" w:hAnsi="Avenir Next" w:cs="Avenir Next" w:eastAsia="Avenir Next"/>
-                <w:color w:val="1A1A1A"/>
-                <w:sz w:val="20"/>
-                <w:szCs w:val="20"/>
-              </w:rPr>
-              <w:t xml:space="preserve">  </w:t>
-            </w:r>
-            <w:r>
-              <w:rPr>
-                <w:rFonts w:ascii="Avenir Next" w:hAnsi="Avenir Next" w:cs="Avenir Next" w:eastAsia="Avenir Next"/>
-                <w:color w:val="1A1A1A"/>
-                <w:sz w:val="20"/>
-                <w:szCs w:val="20"/>
                 <w:u w:val="single"/>
               </w:rPr>
               <w:t xml:space="preserve">                </w:t>
@@ -2730,7 +2734,7 @@
               <w:rPr>
                 <w:rFonts w:ascii="Avenir Next" w:hAnsi="Avenir Next" w:cs="Avenir Next" w:eastAsia="Avenir Next"/>
                 <w:color w:val="1A1A1A"/>
-                <w:sz w:val="20"/>
+                <w:sz w:val="22"/>
                 <w:szCs w:val="20"/>
               </w:rPr>
               <w:t xml:space="preserve"> dollars</w:t>
@@ -2750,25 +2754,25 @@
                 <w:rFonts w:ascii="Avenir Next" w:hAnsi="Avenir Next" w:cs="Avenir Next" w:eastAsia="Avenir Next"/>
                 <w:b/>
                 <w:color w:val="003A70"/>
+                <w:sz w:val="22"/>
+                <w:szCs w:val="20"/>
+              </w:rPr>
+              <w:t xml:space="preserve">b.</w:t>
+            </w:r>
+            <w:r>
+              <w:rPr>
+                <w:rFonts w:ascii="Avenir Next" w:hAnsi="Avenir Next" w:cs="Avenir Next" w:eastAsia="Avenir Next"/>
+                <w:color w:val="1A1A1A"/>
                 <w:sz w:val="20"/>
                 <w:szCs w:val="20"/>
               </w:rPr>
-              <w:t xml:space="preserve">b.</w:t>
-            </w:r>
-            <w:r>
-              <w:rPr>
-                <w:rFonts w:ascii="Avenir Next" w:hAnsi="Avenir Next" w:cs="Avenir Next" w:eastAsia="Avenir Next"/>
-                <w:color w:val="1A1A1A"/>
-                <w:sz w:val="20"/>
-                <w:szCs w:val="20"/>
-              </w:rPr>
               <w:tab/>
             </w:r>
             <w:r>
               <w:rPr>
                 <w:rFonts w:ascii="Avenir Next" w:hAnsi="Avenir Next" w:cs="Avenir Next" w:eastAsia="Avenir Next"/>
                 <w:color w:val="1A1A1A"/>
-                <w:sz w:val="20"/>
+                <w:sz w:val="22"/>
                 <w:szCs w:val="20"/>
               </w:rPr>
               <w:t xml:space="preserve">The mean is $60,000. Why is it misleading?</w:t>
@@ -2788,25 +2792,25 @@
                 <w:rFonts w:ascii="Avenir Next" w:hAnsi="Avenir Next" w:cs="Avenir Next" w:eastAsia="Avenir Next"/>
                 <w:b/>
                 <w:color w:val="003A70"/>
+                <w:sz w:val="22"/>
+                <w:szCs w:val="20"/>
+              </w:rPr>
+              <w:t xml:space="preserve">c.</w:t>
+            </w:r>
+            <w:r>
+              <w:rPr>
+                <w:rFonts w:ascii="Avenir Next" w:hAnsi="Avenir Next" w:cs="Avenir Next" w:eastAsia="Avenir Next"/>
+                <w:color w:val="1A1A1A"/>
                 <w:sz w:val="20"/>
                 <w:szCs w:val="20"/>
               </w:rPr>
-              <w:t xml:space="preserve">c.</w:t>
-            </w:r>
-            <w:r>
-              <w:rPr>
-                <w:rFonts w:ascii="Avenir Next" w:hAnsi="Avenir Next" w:cs="Avenir Next" w:eastAsia="Avenir Next"/>
-                <w:color w:val="1A1A1A"/>
-                <w:sz w:val="20"/>
-                <w:szCs w:val="20"/>
-              </w:rPr>
               <w:tab/>
             </w:r>
             <w:r>
               <w:rPr>
                 <w:rFonts w:ascii="Avenir Next" w:hAnsi="Avenir Next" w:cs="Avenir Next" w:eastAsia="Avenir Next"/>
                 <w:color w:val="1A1A1A"/>
-                <w:sz w:val="20"/>
+                <w:sz w:val="22"/>
                 <w:szCs w:val="20"/>
               </w:rPr>
               <w:t xml:space="preserve">Which measure would you print in a job ad? Why?</w:t>
@@ -2814,7 +2818,7 @@
           </w:p>
           <w:p>
             <w:pPr>
-              <w:spacing w:before="0" w:after="0" w:line="60" w:lineRule="auto"/>
+              <w:spacing w:before="0" w:after="0" w:line="50" w:lineRule="exact"/>
             </w:pPr>
           </w:p>
           <w:tbl>
@@ -2872,7 +2876,7 @@
           </w:tbl>
           <w:p>
             <w:pPr>
-              <w:spacing w:before="0" w:after="0" w:line="24" w:lineRule="auto"/>
+              <w:spacing w:before="0" w:after="0" w:line="50" w:lineRule="exact"/>
             </w:pPr>
           </w:p>
         </w:tc>
@@ -2880,11 +2884,12 @@
     </w:tbl>
     <w:p>
       <w:pPr>
-        <w:spacing w:before="0" w:after="0" w:line="20" w:lineRule="exact"/>
+        <w:spacing w:before="0" w:after="0" w:line="50" w:lineRule="exact"/>
       </w:pPr>
     </w:p>
     <w:p>
       <w:pPr>
+        <w:pStyle w:val="Heading2"/>
         <w:keepNext/>
         <w:pBdr>
           <w:bottom w:val="single" w:sz="8" w:space="3" w:color="003A70"/>
@@ -2900,7 +2905,7 @@
           <w:b/>
           <w:color w:val="003A70"/>
           <w:spacing w:val="14"/>
-          <w:sz w:val="19"/>
+          <w:sz w:val="22"/>
           <w:szCs w:val="19"/>
         </w:rPr>
         <w:t xml:space="preserve">FIND THE ERROR</w:t>
@@ -2919,7 +2924,7 @@
           <w:rFonts w:ascii="Avenir Next" w:hAnsi="Avenir Next" w:cs="Avenir Next" w:eastAsia="Avenir Next"/>
           <w:i/>
           <w:color w:val="5A5F66"/>
-          <w:sz w:val="17"/>
+          <w:sz w:val="22"/>
           <w:szCs w:val="17"/>
         </w:rPr>
         <w:t xml:space="preserve">explain the mistake, then fix it</w:t>
@@ -2927,7 +2932,7 @@
     </w:p>
     <w:p>
       <w:pPr>
-        <w:spacing w:before="0" w:after="0" w:line="20" w:lineRule="exact"/>
+        <w:spacing w:before="0" w:after="0" w:line="50" w:lineRule="exact"/>
       </w:pPr>
     </w:p>
     <w:tbl>
@@ -2977,18 +2982,18 @@
                 <w:rFonts w:ascii="Avenir Next" w:hAnsi="Avenir Next" w:cs="Avenir Next" w:eastAsia="Avenir Next"/>
                 <w:b/>
                 <w:color w:val="1A1A1A"/>
+                <w:sz w:val="22"/>
+                <w:szCs w:val="20"/>
+              </w:rPr>
+              <w:t xml:space="preserve">9.</w:t>
+            </w:r>
+            <w:r>
+              <w:rPr>
+                <w:rFonts w:ascii="Avenir Next" w:hAnsi="Avenir Next" w:cs="Avenir Next" w:eastAsia="Avenir Next"/>
+                <w:color w:val="1A1A1A"/>
                 <w:sz w:val="20"/>
                 <w:szCs w:val="20"/>
               </w:rPr>
-              <w:t xml:space="preserve">9.</w:t>
-            </w:r>
-            <w:r>
-              <w:rPr>
-                <w:rFonts w:ascii="Avenir Next" w:hAnsi="Avenir Next" w:cs="Avenir Next" w:eastAsia="Avenir Next"/>
-                <w:color w:val="1A1A1A"/>
-                <w:sz w:val="20"/>
-                <w:szCs w:val="20"/>
-              </w:rPr>
               <w:tab/>
             </w:r>
             <w:r>
@@ -2996,7 +3001,7 @@
                 <w:rFonts w:ascii="Avenir Next" w:hAnsi="Avenir Next" w:cs="Avenir Next" w:eastAsia="Avenir Next"/>
                 <w:b/>
                 <w:color w:val="1A1A1A"/>
-                <w:sz w:val="20"/>
+                <w:sz w:val="22"/>
                 <w:szCs w:val="20"/>
               </w:rPr>
               <w:t xml:space="preserve">Farrah’s Work.  </w:t>
@@ -3005,7 +3010,7 @@
               <w:rPr>
                 <w:rFonts w:ascii="Avenir Next" w:hAnsi="Avenir Next" w:cs="Avenir Next" w:eastAsia="Avenir Next"/>
                 <w:color w:val="1A1A1A"/>
-                <w:sz w:val="20"/>
+                <w:sz w:val="22"/>
                 <w:szCs w:val="20"/>
               </w:rPr>
               <w:t xml:space="preserve">For 40, 42, 45, 47, 49, 51, 250, Farrah wrote: “The typical value is 250 because it stands out the most.” Explain the mistake and give a typical value.</w:t>
@@ -3051,7 +3056,7 @@
                 </w:tcPr>
                 <w:p>
                   <w:pPr>
-                    <w:spacing w:before="0" w:after="0" w:line="240" w:lineRule="auto"/>
+                    <w:spacing w:before="0" w:after="0" w:line="50" w:lineRule="exact"/>
                   </w:pPr>
                 </w:p>
               </w:tc>
@@ -3071,7 +3076,7 @@
                 </w:tcPr>
                 <w:p>
                   <w:pPr>
-                    <w:spacing w:before="0" w:after="0" w:line="240" w:lineRule="auto"/>
+                    <w:spacing w:before="0" w:after="0" w:line="50" w:lineRule="exact"/>
                   </w:pPr>
                 </w:p>
               </w:tc>
@@ -3079,7 +3084,7 @@
           </w:tbl>
           <w:p>
             <w:pPr>
-              <w:spacing w:before="0" w:after="0" w:line="24" w:lineRule="auto"/>
+              <w:spacing w:before="0" w:after="0" w:line="50" w:lineRule="exact"/>
             </w:pPr>
           </w:p>
         </w:tc>
@@ -3087,11 +3092,12 @@
     </w:tbl>
     <w:p>
       <w:pPr>
-        <w:spacing w:before="0" w:after="0" w:line="20" w:lineRule="exact"/>
+        <w:spacing w:before="0" w:after="0" w:line="50" w:lineRule="exact"/>
       </w:pPr>
     </w:p>
     <w:p>
       <w:pPr>
+        <w:pStyle w:val="Heading2"/>
         <w:keepNext/>
         <w:pBdr>
           <w:bottom w:val="single" w:sz="8" w:space="3" w:color="003A70"/>
@@ -3107,7 +3113,7 @@
           <w:b/>
           <w:color w:val="003A70"/>
           <w:spacing w:val="14"/>
-          <w:sz w:val="19"/>
+          <w:sz w:val="22"/>
           <w:szCs w:val="19"/>
         </w:rPr>
         <w:t xml:space="preserve">TEST PRACTICE</w:t>
@@ -3126,7 +3132,7 @@
           <w:rFonts w:ascii="Avenir Next" w:hAnsi="Avenir Next" w:cs="Avenir Next" w:eastAsia="Avenir Next"/>
           <w:i/>
           <w:color w:val="5A5F66"/>
-          <w:sz w:val="17"/>
+          <w:sz w:val="22"/>
           <w:szCs w:val="17"/>
         </w:rPr>
         <w:t xml:space="preserve">choose the best answer</w:t>
@@ -3134,7 +3140,7 @@
     </w:p>
     <w:p>
       <w:pPr>
-        <w:spacing w:before="0" w:after="0" w:line="20" w:lineRule="exact"/>
+        <w:spacing w:before="0" w:after="0" w:line="50" w:lineRule="exact"/>
       </w:pPr>
     </w:p>
     <w:tbl>
@@ -3184,25 +3190,25 @@
                 <w:rFonts w:ascii="Avenir Next" w:hAnsi="Avenir Next" w:cs="Avenir Next" w:eastAsia="Avenir Next"/>
                 <w:b/>
                 <w:color w:val="1A1A1A"/>
+                <w:sz w:val="22"/>
+                <w:szCs w:val="20"/>
+              </w:rPr>
+              <w:t xml:space="preserve">10.</w:t>
+            </w:r>
+            <w:r>
+              <w:rPr>
+                <w:rFonts w:ascii="Avenir Next" w:hAnsi="Avenir Next" w:cs="Avenir Next" w:eastAsia="Avenir Next"/>
+                <w:color w:val="1A1A1A"/>
                 <w:sz w:val="20"/>
                 <w:szCs w:val="20"/>
               </w:rPr>
-              <w:t xml:space="preserve">10.</w:t>
-            </w:r>
-            <w:r>
-              <w:rPr>
-                <w:rFonts w:ascii="Avenir Next" w:hAnsi="Avenir Next" w:cs="Avenir Next" w:eastAsia="Avenir Next"/>
-                <w:color w:val="1A1A1A"/>
-                <w:sz w:val="20"/>
-                <w:szCs w:val="20"/>
-              </w:rPr>
               <w:tab/>
             </w:r>
             <w:r>
               <w:rPr>
                 <w:rFonts w:ascii="Avenir Next" w:hAnsi="Avenir Next" w:cs="Avenir Next" w:eastAsia="Avenir Next"/>
                 <w:color w:val="1A1A1A"/>
-                <w:sz w:val="20"/>
+                <w:sz w:val="22"/>
                 <w:szCs w:val="20"/>
               </w:rPr>
               <w:t xml:space="preserve">A value far from the rest of the data is called —</w:t>
@@ -3258,25 +3264,25 @@
                       <w:rFonts w:ascii="Avenir Next" w:hAnsi="Avenir Next" w:cs="Avenir Next" w:eastAsia="Avenir Next"/>
                       <w:b/>
                       <w:color w:val="003A70"/>
+                      <w:sz w:val="22"/>
+                      <w:szCs w:val="19"/>
+                    </w:rPr>
+                    <w:t xml:space="preserve">A</w:t>
+                  </w:r>
+                  <w:r>
+                    <w:rPr>
+                      <w:rFonts w:ascii="Avenir Next" w:hAnsi="Avenir Next" w:cs="Avenir Next" w:eastAsia="Avenir Next"/>
+                      <w:color w:val="1A1A1A"/>
                       <w:sz w:val="19"/>
                       <w:szCs w:val="19"/>
                     </w:rPr>
-                    <w:t xml:space="preserve">A</w:t>
-                  </w:r>
-                  <w:r>
-                    <w:rPr>
-                      <w:rFonts w:ascii="Avenir Next" w:hAnsi="Avenir Next" w:cs="Avenir Next" w:eastAsia="Avenir Next"/>
-                      <w:color w:val="1A1A1A"/>
-                      <w:sz w:val="19"/>
-                      <w:szCs w:val="19"/>
-                    </w:rPr>
                     <w:tab/>
                   </w:r>
                   <w:r>
                     <w:rPr>
                       <w:rFonts w:ascii="Avenir Next" w:hAnsi="Avenir Next" w:cs="Avenir Next" w:eastAsia="Avenir Next"/>
                       <w:color w:val="1A1A1A"/>
-                      <w:sz w:val="19"/>
+                      <w:sz w:val="22"/>
                       <w:szCs w:val="19"/>
                     </w:rPr>
                     <w:t xml:space="preserve">a median</w:t>
@@ -3301,25 +3307,25 @@
                       <w:rFonts w:ascii="Avenir Next" w:hAnsi="Avenir Next" w:cs="Avenir Next" w:eastAsia="Avenir Next"/>
                       <w:b/>
                       <w:color w:val="003A70"/>
+                      <w:sz w:val="22"/>
+                      <w:szCs w:val="19"/>
+                    </w:rPr>
+                    <w:t xml:space="preserve">B</w:t>
+                  </w:r>
+                  <w:r>
+                    <w:rPr>
+                      <w:rFonts w:ascii="Avenir Next" w:hAnsi="Avenir Next" w:cs="Avenir Next" w:eastAsia="Avenir Next"/>
+                      <w:color w:val="1A1A1A"/>
                       <w:sz w:val="19"/>
                       <w:szCs w:val="19"/>
                     </w:rPr>
-                    <w:t xml:space="preserve">B</w:t>
-                  </w:r>
-                  <w:r>
-                    <w:rPr>
-                      <w:rFonts w:ascii="Avenir Next" w:hAnsi="Avenir Next" w:cs="Avenir Next" w:eastAsia="Avenir Next"/>
-                      <w:color w:val="1A1A1A"/>
-                      <w:sz w:val="19"/>
-                      <w:szCs w:val="19"/>
-                    </w:rPr>
                     <w:tab/>
                   </w:r>
                   <w:r>
                     <w:rPr>
                       <w:rFonts w:ascii="Avenir Next" w:hAnsi="Avenir Next" w:cs="Avenir Next" w:eastAsia="Avenir Next"/>
                       <w:color w:val="1A1A1A"/>
-                      <w:sz w:val="19"/>
+                      <w:sz w:val="22"/>
                       <w:szCs w:val="19"/>
                     </w:rPr>
                     <w:t xml:space="preserve">an outlier</w:t>
@@ -3344,25 +3350,25 @@
                       <w:rFonts w:ascii="Avenir Next" w:hAnsi="Avenir Next" w:cs="Avenir Next" w:eastAsia="Avenir Next"/>
                       <w:b/>
                       <w:color w:val="003A70"/>
+                      <w:sz w:val="22"/>
+                      <w:szCs w:val="19"/>
+                    </w:rPr>
+                    <w:t xml:space="preserve">C</w:t>
+                  </w:r>
+                  <w:r>
+                    <w:rPr>
+                      <w:rFonts w:ascii="Avenir Next" w:hAnsi="Avenir Next" w:cs="Avenir Next" w:eastAsia="Avenir Next"/>
+                      <w:color w:val="1A1A1A"/>
                       <w:sz w:val="19"/>
                       <w:szCs w:val="19"/>
                     </w:rPr>
-                    <w:t xml:space="preserve">C</w:t>
-                  </w:r>
-                  <w:r>
-                    <w:rPr>
-                      <w:rFonts w:ascii="Avenir Next" w:hAnsi="Avenir Next" w:cs="Avenir Next" w:eastAsia="Avenir Next"/>
-                      <w:color w:val="1A1A1A"/>
-                      <w:sz w:val="19"/>
-                      <w:szCs w:val="19"/>
-                    </w:rPr>
                     <w:tab/>
                   </w:r>
                   <w:r>
                     <w:rPr>
                       <w:rFonts w:ascii="Avenir Next" w:hAnsi="Avenir Next" w:cs="Avenir Next" w:eastAsia="Avenir Next"/>
                       <w:color w:val="1A1A1A"/>
-                      <w:sz w:val="19"/>
+                      <w:sz w:val="22"/>
                       <w:szCs w:val="19"/>
                     </w:rPr>
                     <w:t xml:space="preserve">a quartile</w:t>
@@ -3387,25 +3393,25 @@
                       <w:rFonts w:ascii="Avenir Next" w:hAnsi="Avenir Next" w:cs="Avenir Next" w:eastAsia="Avenir Next"/>
                       <w:b/>
                       <w:color w:val="003A70"/>
+                      <w:sz w:val="22"/>
+                      <w:szCs w:val="19"/>
+                    </w:rPr>
+                    <w:t xml:space="preserve">D</w:t>
+                  </w:r>
+                  <w:r>
+                    <w:rPr>
+                      <w:rFonts w:ascii="Avenir Next" w:hAnsi="Avenir Next" w:cs="Avenir Next" w:eastAsia="Avenir Next"/>
+                      <w:color w:val="1A1A1A"/>
                       <w:sz w:val="19"/>
                       <w:szCs w:val="19"/>
                     </w:rPr>
-                    <w:t xml:space="preserve">D</w:t>
-                  </w:r>
-                  <w:r>
-                    <w:rPr>
-                      <w:rFonts w:ascii="Avenir Next" w:hAnsi="Avenir Next" w:cs="Avenir Next" w:eastAsia="Avenir Next"/>
-                      <w:color w:val="1A1A1A"/>
-                      <w:sz w:val="19"/>
-                      <w:szCs w:val="19"/>
-                    </w:rPr>
                     <w:tab/>
                   </w:r>
                   <w:r>
                     <w:rPr>
                       <w:rFonts w:ascii="Avenir Next" w:hAnsi="Avenir Next" w:cs="Avenir Next" w:eastAsia="Avenir Next"/>
                       <w:color w:val="1A1A1A"/>
-                      <w:sz w:val="19"/>
+                      <w:sz w:val="22"/>
                       <w:szCs w:val="19"/>
                     </w:rPr>
                     <w:t xml:space="preserve">a range</w:t>
@@ -3416,7 +3422,7 @@
           </w:tbl>
           <w:p>
             <w:pPr>
-              <w:spacing w:before="0" w:after="0" w:line="24" w:lineRule="auto"/>
+              <w:spacing w:before="0" w:after="0" w:line="50" w:lineRule="exact"/>
             </w:pPr>
           </w:p>
         </w:tc>
@@ -3424,12 +3430,12 @@
     </w:tbl>
     <w:p>
       <w:pPr>
-        <w:spacing w:before="0" w:after="0" w:line="20" w:lineRule="exact"/>
+        <w:spacing w:before="0" w:after="0" w:line="50" w:lineRule="exact"/>
       </w:pPr>
     </w:p>
     <w:p>
       <w:pPr>
-        <w:spacing w:before="0" w:after="0" w:line="20" w:lineRule="exact"/>
+        <w:spacing w:before="0" w:after="0" w:line="50" w:lineRule="exact"/>
       </w:pPr>
     </w:p>
     <w:tbl>
@@ -3479,25 +3485,25 @@
                 <w:rFonts w:ascii="Avenir Next" w:hAnsi="Avenir Next" w:cs="Avenir Next" w:eastAsia="Avenir Next"/>
                 <w:b/>
                 <w:color w:val="1A1A1A"/>
+                <w:sz w:val="22"/>
+                <w:szCs w:val="20"/>
+              </w:rPr>
+              <w:t xml:space="preserve">11.</w:t>
+            </w:r>
+            <w:r>
+              <w:rPr>
+                <w:rFonts w:ascii="Avenir Next" w:hAnsi="Avenir Next" w:cs="Avenir Next" w:eastAsia="Avenir Next"/>
+                <w:color w:val="1A1A1A"/>
                 <w:sz w:val="20"/>
                 <w:szCs w:val="20"/>
               </w:rPr>
-              <w:t xml:space="preserve">11.</w:t>
-            </w:r>
-            <w:r>
-              <w:rPr>
-                <w:rFonts w:ascii="Avenir Next" w:hAnsi="Avenir Next" w:cs="Avenir Next" w:eastAsia="Avenir Next"/>
-                <w:color w:val="1A1A1A"/>
-                <w:sz w:val="20"/>
-                <w:szCs w:val="20"/>
-              </w:rPr>
               <w:tab/>
             </w:r>
             <w:r>
               <w:rPr>
                 <w:rFonts w:ascii="Avenir Next" w:hAnsi="Avenir Next" w:cs="Avenir Next" w:eastAsia="Avenir Next"/>
                 <w:color w:val="1A1A1A"/>
-                <w:sz w:val="20"/>
+                <w:sz w:val="22"/>
                 <w:szCs w:val="20"/>
               </w:rPr>
               <w:t xml:space="preserve">What is the median of 5, 6, 7, 8, 90?</w:t>
@@ -3553,25 +3559,25 @@
                       <w:rFonts w:ascii="Avenir Next" w:hAnsi="Avenir Next" w:cs="Avenir Next" w:eastAsia="Avenir Next"/>
                       <w:b/>
                       <w:color w:val="003A70"/>
+                      <w:sz w:val="22"/>
+                      <w:szCs w:val="19"/>
+                    </w:rPr>
+                    <w:t xml:space="preserve">A</w:t>
+                  </w:r>
+                  <w:r>
+                    <w:rPr>
+                      <w:rFonts w:ascii="Avenir Next" w:hAnsi="Avenir Next" w:cs="Avenir Next" w:eastAsia="Avenir Next"/>
+                      <w:color w:val="1A1A1A"/>
                       <w:sz w:val="19"/>
                       <w:szCs w:val="19"/>
                     </w:rPr>
-                    <w:t xml:space="preserve">A</w:t>
-                  </w:r>
-                  <w:r>
-                    <w:rPr>
-                      <w:rFonts w:ascii="Avenir Next" w:hAnsi="Avenir Next" w:cs="Avenir Next" w:eastAsia="Avenir Next"/>
-                      <w:color w:val="1A1A1A"/>
-                      <w:sz w:val="19"/>
-                      <w:szCs w:val="19"/>
-                    </w:rPr>
                     <w:tab/>
                   </w:r>
                   <w:r>
                     <w:rPr>
                       <w:rFonts w:ascii="Avenir Next" w:hAnsi="Avenir Next" w:cs="Avenir Next" w:eastAsia="Avenir Next"/>
                       <w:color w:val="1A1A1A"/>
-                      <w:sz w:val="19"/>
+                      <w:sz w:val="22"/>
                       <w:szCs w:val="19"/>
                     </w:rPr>
                     <w:t xml:space="preserve">7</w:t>
@@ -3596,25 +3602,25 @@
                       <w:rFonts w:ascii="Avenir Next" w:hAnsi="Avenir Next" w:cs="Avenir Next" w:eastAsia="Avenir Next"/>
                       <w:b/>
                       <w:color w:val="003A70"/>
+                      <w:sz w:val="22"/>
+                      <w:szCs w:val="19"/>
+                    </w:rPr>
+                    <w:t xml:space="preserve">B</w:t>
+                  </w:r>
+                  <w:r>
+                    <w:rPr>
+                      <w:rFonts w:ascii="Avenir Next" w:hAnsi="Avenir Next" w:cs="Avenir Next" w:eastAsia="Avenir Next"/>
+                      <w:color w:val="1A1A1A"/>
                       <w:sz w:val="19"/>
                       <w:szCs w:val="19"/>
                     </w:rPr>
-                    <w:t xml:space="preserve">B</w:t>
-                  </w:r>
-                  <w:r>
-                    <w:rPr>
-                      <w:rFonts w:ascii="Avenir Next" w:hAnsi="Avenir Next" w:cs="Avenir Next" w:eastAsia="Avenir Next"/>
-                      <w:color w:val="1A1A1A"/>
-                      <w:sz w:val="19"/>
-                      <w:szCs w:val="19"/>
-                    </w:rPr>
                     <w:tab/>
                   </w:r>
                   <w:r>
                     <w:rPr>
                       <w:rFonts w:ascii="Avenir Next" w:hAnsi="Avenir Next" w:cs="Avenir Next" w:eastAsia="Avenir Next"/>
                       <w:color w:val="1A1A1A"/>
-                      <w:sz w:val="19"/>
+                      <w:sz w:val="22"/>
                       <w:szCs w:val="19"/>
                     </w:rPr>
                     <w:t xml:space="preserve">23.2</w:t>
@@ -3639,25 +3645,25 @@
                       <w:rFonts w:ascii="Avenir Next" w:hAnsi="Avenir Next" w:cs="Avenir Next" w:eastAsia="Avenir Next"/>
                       <w:b/>
                       <w:color w:val="003A70"/>
+                      <w:sz w:val="22"/>
+                      <w:szCs w:val="19"/>
+                    </w:rPr>
+                    <w:t xml:space="preserve">C</w:t>
+                  </w:r>
+                  <w:r>
+                    <w:rPr>
+                      <w:rFonts w:ascii="Avenir Next" w:hAnsi="Avenir Next" w:cs="Avenir Next" w:eastAsia="Avenir Next"/>
+                      <w:color w:val="1A1A1A"/>
                       <w:sz w:val="19"/>
                       <w:szCs w:val="19"/>
                     </w:rPr>
-                    <w:t xml:space="preserve">C</w:t>
-                  </w:r>
-                  <w:r>
-                    <w:rPr>
-                      <w:rFonts w:ascii="Avenir Next" w:hAnsi="Avenir Next" w:cs="Avenir Next" w:eastAsia="Avenir Next"/>
-                      <w:color w:val="1A1A1A"/>
-                      <w:sz w:val="19"/>
-                      <w:szCs w:val="19"/>
-                    </w:rPr>
                     <w:tab/>
                   </w:r>
                   <w:r>
                     <w:rPr>
                       <w:rFonts w:ascii="Avenir Next" w:hAnsi="Avenir Next" w:cs="Avenir Next" w:eastAsia="Avenir Next"/>
                       <w:color w:val="1A1A1A"/>
-                      <w:sz w:val="19"/>
+                      <w:sz w:val="22"/>
                       <w:szCs w:val="19"/>
                     </w:rPr>
                     <w:t xml:space="preserve">90</w:t>
@@ -3682,25 +3688,25 @@
                       <w:rFonts w:ascii="Avenir Next" w:hAnsi="Avenir Next" w:cs="Avenir Next" w:eastAsia="Avenir Next"/>
                       <w:b/>
                       <w:color w:val="003A70"/>
+                      <w:sz w:val="22"/>
+                      <w:szCs w:val="19"/>
+                    </w:rPr>
+                    <w:t xml:space="preserve">D</w:t>
+                  </w:r>
+                  <w:r>
+                    <w:rPr>
+                      <w:rFonts w:ascii="Avenir Next" w:hAnsi="Avenir Next" w:cs="Avenir Next" w:eastAsia="Avenir Next"/>
+                      <w:color w:val="1A1A1A"/>
                       <w:sz w:val="19"/>
                       <w:szCs w:val="19"/>
                     </w:rPr>
-                    <w:t xml:space="preserve">D</w:t>
-                  </w:r>
-                  <w:r>
-                    <w:rPr>
-                      <w:rFonts w:ascii="Avenir Next" w:hAnsi="Avenir Next" w:cs="Avenir Next" w:eastAsia="Avenir Next"/>
-                      <w:color w:val="1A1A1A"/>
-                      <w:sz w:val="19"/>
-                      <w:szCs w:val="19"/>
-                    </w:rPr>
                     <w:tab/>
                   </w:r>
                   <w:r>
                     <w:rPr>
                       <w:rFonts w:ascii="Avenir Next" w:hAnsi="Avenir Next" w:cs="Avenir Next" w:eastAsia="Avenir Next"/>
                       <w:color w:val="1A1A1A"/>
-                      <w:sz w:val="19"/>
+                      <w:sz w:val="22"/>
                       <w:szCs w:val="19"/>
                     </w:rPr>
                     <w:t xml:space="preserve">6</w:t>
@@ -3711,7 +3717,7 @@
           </w:tbl>
           <w:p>
             <w:pPr>
-              <w:spacing w:before="0" w:after="0" w:line="24" w:lineRule="auto"/>
+              <w:spacing w:before="0" w:after="0" w:line="50" w:lineRule="exact"/>
             </w:pPr>
           </w:p>
         </w:tc>
@@ -3719,11 +3725,12 @@
     </w:tbl>
     <w:p>
       <w:pPr>
-        <w:spacing w:before="0" w:after="0" w:line="20" w:lineRule="exact"/>
+        <w:spacing w:before="0" w:after="0" w:line="50" w:lineRule="exact"/>
       </w:pPr>
     </w:p>
     <w:p>
       <w:pPr>
+        <w:pStyle w:val="Heading2"/>
         <w:keepNext/>
         <w:pBdr>
           <w:bottom w:val="single" w:sz="8" w:space="3" w:color="003A70"/>
@@ -3739,7 +3746,7 @@
           <w:b/>
           <w:color w:val="003A70"/>
           <w:spacing w:val="14"/>
-          <w:sz w:val="19"/>
+          <w:sz w:val="22"/>
           <w:szCs w:val="19"/>
         </w:rPr>
         <w:t xml:space="preserve">SELF-CHECK CODE</w:t>
@@ -3758,7 +3765,7 @@
           <w:rFonts w:ascii="Avenir Next" w:hAnsi="Avenir Next" w:cs="Avenir Next" w:eastAsia="Avenir Next"/>
           <w:i/>
           <w:color w:val="5A5F66"/>
-          <w:sz w:val="17"/>
+          <w:sz w:val="22"/>
           <w:szCs w:val="17"/>
         </w:rPr>
         <w:t xml:space="preserve">find your answer · copy its letter into that problem’s box · spell a math word</w:t>
@@ -3817,7 +3824,7 @@
                 <w:rFonts w:ascii="Avenir Next" w:hAnsi="Avenir Next" w:cs="Avenir Next" w:eastAsia="Avenir Next"/>
                 <w:b/>
                 <w:color w:val="1A1A1A"/>
-                <w:sz w:val="18"/>
+                <w:sz w:val="22"/>
                 <w:szCs w:val="18"/>
               </w:rPr>
               <w:t xml:space="preserve">60</w:t>
@@ -3833,7 +3840,7 @@
                 <w:rFonts w:ascii="Avenir Next" w:hAnsi="Avenir Next" w:cs="Avenir Next" w:eastAsia="Avenir Next"/>
                 <w:b/>
                 <w:color w:val="003A70"/>
-                <w:sz w:val="18"/>
+                <w:sz w:val="22"/>
                 <w:szCs w:val="18"/>
               </w:rPr>
               <w:t xml:space="preserve">L</w:t>
@@ -3856,7 +3863,7 @@
                 <w:rFonts w:ascii="Avenir Next" w:hAnsi="Avenir Next" w:cs="Avenir Next" w:eastAsia="Avenir Next"/>
                 <w:b/>
                 <w:color w:val="1A1A1A"/>
-                <w:sz w:val="18"/>
+                <w:sz w:val="22"/>
                 <w:szCs w:val="18"/>
               </w:rPr>
               <w:t xml:space="preserve">7</w:t>
@@ -3872,7 +3879,7 @@
                 <w:rFonts w:ascii="Avenir Next" w:hAnsi="Avenir Next" w:cs="Avenir Next" w:eastAsia="Avenir Next"/>
                 <w:b/>
                 <w:color w:val="003A70"/>
-                <w:sz w:val="18"/>
+                <w:sz w:val="22"/>
                 <w:szCs w:val="18"/>
               </w:rPr>
               <w:t xml:space="preserve">T</w:t>
@@ -3895,7 +3902,7 @@
                 <w:rFonts w:ascii="Avenir Next" w:hAnsi="Avenir Next" w:cs="Avenir Next" w:eastAsia="Avenir Next"/>
                 <w:b/>
                 <w:color w:val="1A1A1A"/>
-                <w:sz w:val="18"/>
+                <w:sz w:val="22"/>
                 <w:szCs w:val="18"/>
               </w:rPr>
               <w:t xml:space="preserve">36</w:t>
@@ -3911,7 +3918,7 @@
                 <w:rFonts w:ascii="Avenir Next" w:hAnsi="Avenir Next" w:cs="Avenir Next" w:eastAsia="Avenir Next"/>
                 <w:b/>
                 <w:color w:val="003A70"/>
-                <w:sz w:val="18"/>
+                <w:sz w:val="22"/>
                 <w:szCs w:val="18"/>
               </w:rPr>
               <w:t xml:space="preserve">U</w:t>
@@ -3934,7 +3941,7 @@
                 <w:rFonts w:ascii="Avenir Next" w:hAnsi="Avenir Next" w:cs="Avenir Next" w:eastAsia="Avenir Next"/>
                 <w:b/>
                 <w:color w:val="1A1A1A"/>
-                <w:sz w:val="18"/>
+                <w:sz w:val="22"/>
                 <w:szCs w:val="18"/>
               </w:rPr>
               <w:t xml:space="preserve">60,000</w:t>
@@ -3950,7 +3957,7 @@
                 <w:rFonts w:ascii="Avenir Next" w:hAnsi="Avenir Next" w:cs="Avenir Next" w:eastAsia="Avenir Next"/>
                 <w:b/>
                 <w:color w:val="003A70"/>
-                <w:sz w:val="18"/>
+                <w:sz w:val="22"/>
                 <w:szCs w:val="18"/>
               </w:rPr>
               <w:t xml:space="preserve">Z</w:t>
@@ -3973,7 +3980,7 @@
                 <w:rFonts w:ascii="Avenir Next" w:hAnsi="Avenir Next" w:cs="Avenir Next" w:eastAsia="Avenir Next"/>
                 <w:b/>
                 <w:color w:val="1A1A1A"/>
-                <w:sz w:val="18"/>
+                <w:sz w:val="22"/>
                 <w:szCs w:val="18"/>
               </w:rPr>
               <w:t xml:space="preserve">86</w:t>
@@ -3989,7 +3996,7 @@
                 <w:rFonts w:ascii="Avenir Next" w:hAnsi="Avenir Next" w:cs="Avenir Next" w:eastAsia="Avenir Next"/>
                 <w:b/>
                 <w:color w:val="003A70"/>
-                <w:sz w:val="18"/>
+                <w:sz w:val="22"/>
                 <w:szCs w:val="18"/>
               </w:rPr>
               <w:t xml:space="preserve">I</w:t>
@@ -4012,7 +4019,7 @@
                 <w:rFonts w:ascii="Avenir Next" w:hAnsi="Avenir Next" w:cs="Avenir Next" w:eastAsia="Avenir Next"/>
                 <w:b/>
                 <w:color w:val="1A1A1A"/>
-                <w:sz w:val="18"/>
+                <w:sz w:val="22"/>
                 <w:szCs w:val="18"/>
               </w:rPr>
               <w:t xml:space="preserve">44</w:t>
@@ -4028,7 +4035,7 @@
                 <w:rFonts w:ascii="Avenir Next" w:hAnsi="Avenir Next" w:cs="Avenir Next" w:eastAsia="Avenir Next"/>
                 <w:b/>
                 <w:color w:val="003A70"/>
-                <w:sz w:val="18"/>
+                <w:sz w:val="22"/>
                 <w:szCs w:val="18"/>
               </w:rPr>
               <w:t xml:space="preserve">O</w:t>
@@ -4051,7 +4058,7 @@
                 <w:rFonts w:ascii="Avenir Next" w:hAnsi="Avenir Next" w:cs="Avenir Next" w:eastAsia="Avenir Next"/>
                 <w:b/>
                 <w:color w:val="1A1A1A"/>
-                <w:sz w:val="18"/>
+                <w:sz w:val="22"/>
                 <w:szCs w:val="18"/>
               </w:rPr>
               <w:t xml:space="preserve">24</w:t>
@@ -4067,7 +4074,7 @@
                 <w:rFonts w:ascii="Avenir Next" w:hAnsi="Avenir Next" w:cs="Avenir Next" w:eastAsia="Avenir Next"/>
                 <w:b/>
                 <w:color w:val="003A70"/>
-                <w:sz w:val="18"/>
+                <w:sz w:val="22"/>
                 <w:szCs w:val="18"/>
               </w:rPr>
               <w:t xml:space="preserve">E</w:t>
@@ -4090,7 +4097,7 @@
                 <w:rFonts w:ascii="Avenir Next" w:hAnsi="Avenir Next" w:cs="Avenir Next" w:eastAsia="Avenir Next"/>
                 <w:b/>
                 <w:color w:val="1A1A1A"/>
-                <w:sz w:val="18"/>
+                <w:sz w:val="22"/>
                 <w:szCs w:val="18"/>
               </w:rPr>
               <w:t xml:space="preserve">33.14</w:t>
@@ -4106,7 +4113,7 @@
                 <w:rFonts w:ascii="Avenir Next" w:hAnsi="Avenir Next" w:cs="Avenir Next" w:eastAsia="Avenir Next"/>
                 <w:b/>
                 <w:color w:val="003A70"/>
-                <w:sz w:val="18"/>
+                <w:sz w:val="22"/>
                 <w:szCs w:val="18"/>
               </w:rPr>
               <w:t xml:space="preserve">Q</w:t>
@@ -4129,7 +4136,7 @@
                 <w:rFonts w:ascii="Avenir Next" w:hAnsi="Avenir Next" w:cs="Avenir Next" w:eastAsia="Avenir Next"/>
                 <w:b/>
                 <w:color w:val="1A1A1A"/>
-                <w:sz w:val="18"/>
+                <w:sz w:val="22"/>
                 <w:szCs w:val="18"/>
               </w:rPr>
               <w:t xml:space="preserve">30,500</w:t>
@@ -4145,7 +4152,7 @@
                 <w:rFonts w:ascii="Avenir Next" w:hAnsi="Avenir Next" w:cs="Avenir Next" w:eastAsia="Avenir Next"/>
                 <w:b/>
                 <w:color w:val="003A70"/>
-                <w:sz w:val="18"/>
+                <w:sz w:val="22"/>
                 <w:szCs w:val="18"/>
               </w:rPr>
               <w:t xml:space="preserve">S</w:t>
@@ -4168,7 +4175,7 @@
                 <w:rFonts w:ascii="Avenir Next" w:hAnsi="Avenir Next" w:cs="Avenir Next" w:eastAsia="Avenir Next"/>
                 <w:b/>
                 <w:color w:val="1A1A1A"/>
-                <w:sz w:val="18"/>
+                <w:sz w:val="22"/>
                 <w:szCs w:val="18"/>
               </w:rPr>
               <w:t xml:space="preserve">96</w:t>
@@ -4184,7 +4191,7 @@
                 <w:rFonts w:ascii="Avenir Next" w:hAnsi="Avenir Next" w:cs="Avenir Next" w:eastAsia="Avenir Next"/>
                 <w:b/>
                 <w:color w:val="003A70"/>
-                <w:sz w:val="18"/>
+                <w:sz w:val="22"/>
                 <w:szCs w:val="18"/>
               </w:rPr>
               <w:t xml:space="preserve">R</w:t>
@@ -4195,7 +4202,7 @@
     </w:tbl>
     <w:p>
       <w:pPr>
-        <w:spacing w:before="0" w:after="0" w:line="60" w:lineRule="auto"/>
+        <w:spacing w:before="0" w:after="0" w:line="50" w:lineRule="exact"/>
       </w:pPr>
     </w:p>
     <w:tbl>
@@ -4406,7 +4413,7 @@
     </w:tbl>
     <w:p>
       <w:pPr>
-        <w:spacing w:before="0" w:after="0" w:line="40" w:lineRule="auto"/>
+        <w:spacing w:before="0" w:after="0" w:line="50" w:lineRule="exact"/>
       </w:pPr>
     </w:p>
     <w:tbl>
@@ -4448,6 +4455,7 @@
           </w:tcPr>
           <w:p>
             <w:pPr>
+              <w:pStyle w:val="Heading2"/>
               <w:spacing w:before="0" w:after="0" w:line="240" w:lineRule="auto"/>
             </w:pPr>
             <w:r>
@@ -4485,7 +4493,7 @@
               <w:rPr>
                 <w:rFonts w:ascii="Avenir Next" w:hAnsi="Avenir Next" w:cs="Avenir Next" w:eastAsia="Avenir Next"/>
                 <w:color w:val="1A1A1A"/>
-                <w:sz w:val="17"/>
+                <w:sz w:val="22"/>
                 <w:szCs w:val="17"/>
               </w:rPr>
               <w:t xml:space="preserve">  I can do this on my own</w:t>
@@ -4514,7 +4522,7 @@
               <w:rPr>
                 <w:rFonts w:ascii="Avenir Next" w:hAnsi="Avenir Next" w:cs="Avenir Next" w:eastAsia="Avenir Next"/>
                 <w:color w:val="1A1A1A"/>
-                <w:sz w:val="17"/>
+                <w:sz w:val="22"/>
                 <w:szCs w:val="17"/>
               </w:rPr>
               <w:t xml:space="preserve">  I need a little help</w:t>
@@ -4543,7 +4551,7 @@
               <w:rPr>
                 <w:rFonts w:ascii="Avenir Next" w:hAnsi="Avenir Next" w:cs="Avenir Next" w:eastAsia="Avenir Next"/>
                 <w:color w:val="1A1A1A"/>
-                <w:sz w:val="17"/>
+                <w:sz w:val="22"/>
                 <w:szCs w:val="17"/>
               </w:rPr>
               <w:t xml:space="preserve">  I have a question about #</w:t>
@@ -4564,7 +4572,7 @@
     </w:tbl>
     <w:p>
       <w:pPr>
-        <w:spacing w:before="0" w:after="0" w:line="20" w:lineRule="exact"/>
+        <w:spacing w:before="0" w:after="0" w:line="50" w:lineRule="exact"/>
       </w:pPr>
     </w:p>
     <w:sectPr>
@@ -4650,7 +4658,106 @@
               <w:sz w:val="15"/>
               <w:szCs w:val="15"/>
             </w:rPr>
-            <w:t xml:space="preserve">Lesson 2-3  ·  Session 1  ·  Practice Form A</w:t>
+            <w:t xml:space="preserve">2-6 · Page </w:t>
+          </w:r>
+          <w:r>
+            <w:rPr>
+              <w:rFonts w:ascii="Avenir Next" w:hAnsi="Avenir Next" w:cs="Avenir Next" w:eastAsia="Avenir Next"/>
+              <w:color w:val="5A5F66"/>
+              <w:sz w:val="15"/>
+              <w:szCs w:val="15"/>
+            </w:rPr>
+            <w:fldChar w:fldCharType="begin"/>
+          </w:r>
+          <w:r>
+            <w:rPr>
+              <w:rFonts w:ascii="Avenir Next" w:hAnsi="Avenir Next" w:cs="Avenir Next" w:eastAsia="Avenir Next"/>
+              <w:color w:val="5A5F66"/>
+              <w:sz w:val="15"/>
+              <w:szCs w:val="15"/>
+            </w:rPr>
+            <w:instrText xml:space="preserve"> PAGE </w:instrText>
+          </w:r>
+          <w:r>
+            <w:rPr>
+              <w:rFonts w:ascii="Avenir Next" w:hAnsi="Avenir Next" w:cs="Avenir Next" w:eastAsia="Avenir Next"/>
+              <w:color w:val="5A5F66"/>
+              <w:sz w:val="15"/>
+              <w:szCs w:val="15"/>
+            </w:rPr>
+            <w:fldChar w:fldCharType="separate"/>
+          </w:r>
+          <w:r>
+            <w:rPr>
+              <w:rFonts w:ascii="Avenir Next" w:hAnsi="Avenir Next" w:cs="Avenir Next" w:eastAsia="Avenir Next"/>
+              <w:color w:val="5A5F66"/>
+              <w:sz w:val="15"/>
+              <w:szCs w:val="15"/>
+            </w:rPr>
+            <w:t xml:space="preserve">1</w:t>
+          </w:r>
+          <w:r>
+            <w:rPr>
+              <w:rFonts w:ascii="Avenir Next" w:hAnsi="Avenir Next" w:cs="Avenir Next" w:eastAsia="Avenir Next"/>
+              <w:color w:val="5A5F66"/>
+              <w:sz w:val="15"/>
+              <w:szCs w:val="15"/>
+            </w:rPr>
+            <w:fldChar w:fldCharType="end"/>
+          </w:r>
+          <w:r>
+            <w:rPr>
+              <w:rFonts w:ascii="Avenir Next" w:hAnsi="Avenir Next" w:cs="Avenir Next" w:eastAsia="Avenir Next"/>
+              <w:color w:val="5A5F66"/>
+              <w:sz w:val="15"/>
+              <w:szCs w:val="15"/>
+            </w:rPr>
+            <w:t xml:space="preserve"> of </w:t>
+          </w:r>
+          <w:r>
+            <w:rPr>
+              <w:rFonts w:ascii="Avenir Next" w:hAnsi="Avenir Next" w:cs="Avenir Next" w:eastAsia="Avenir Next"/>
+              <w:color w:val="5A5F66"/>
+              <w:sz w:val="15"/>
+              <w:szCs w:val="15"/>
+            </w:rPr>
+            <w:fldChar w:fldCharType="begin"/>
+          </w:r>
+          <w:r>
+            <w:rPr>
+              <w:rFonts w:ascii="Avenir Next" w:hAnsi="Avenir Next" w:cs="Avenir Next" w:eastAsia="Avenir Next"/>
+              <w:color w:val="5A5F66"/>
+              <w:sz w:val="15"/>
+              <w:szCs w:val="15"/>
+            </w:rPr>
+            <w:instrText xml:space="preserve"> NUMPAGES </w:instrText>
+          </w:r>
+          <w:r>
+            <w:rPr>
+              <w:rFonts w:ascii="Avenir Next" w:hAnsi="Avenir Next" w:cs="Avenir Next" w:eastAsia="Avenir Next"/>
+              <w:color w:val="5A5F66"/>
+              <w:sz w:val="15"/>
+              <w:szCs w:val="15"/>
+            </w:rPr>
+            <w:fldChar w:fldCharType="separate"/>
+          </w:r>
+          <w:r>
+            <w:rPr>
+              <w:rFonts w:ascii="Avenir Next" w:hAnsi="Avenir Next" w:cs="Avenir Next" w:eastAsia="Avenir Next"/>
+              <w:color w:val="5A5F66"/>
+              <w:sz w:val="15"/>
+              <w:szCs w:val="15"/>
+            </w:rPr>
+            <w:t xml:space="preserve">1</w:t>
+          </w:r>
+          <w:r>
+            <w:rPr>
+              <w:rFonts w:ascii="Avenir Next" w:hAnsi="Avenir Next" w:cs="Avenir Next" w:eastAsia="Avenir Next"/>
+              <w:color w:val="5A5F66"/>
+              <w:sz w:val="15"/>
+              <w:szCs w:val="15"/>
+            </w:rPr>
+            <w:fldChar w:fldCharType="end"/>
           </w:r>
         </w:p>
       </w:tc>
@@ -4693,5 +4800,23 @@
       </w:tblCellMar>
     </w:tblPr>
   </w:style>
+  <w:style w:type="paragraph" w:styleId="Heading1">
+    <w:name w:val="heading 1"/>
+    <w:basedOn w:val="Normal"/>
+    <w:pPr>
+      <w:outlineLvl w:val="0"/>
+      <w:keepNext w:val="0"/>
+      <w:keepLines w:val="0"/>
+    </w:pPr>
+  </w:style>
+  <w:style w:type="paragraph" w:styleId="Heading2">
+    <w:name w:val="heading 2"/>
+    <w:basedOn w:val="Normal"/>
+    <w:pPr>
+      <w:outlineLvl w:val="1"/>
+      <w:keepNext w:val="0"/>
+      <w:keepLines w:val="0"/>
+    </w:pPr>
+  </w:style>
 </w:styles>
 </file>